--- a/skripsi/bab-1-pendahuluan.docx
+++ b/skripsi/bab-1-pendahuluan.docx
@@ -99,6 +99,14 @@
         </w:rPr>
         <w:t xml:space="preserve">[SITASI DIBUTUHKAN: karakteristik pemasaran konten pada ritel mode atau sepatu olahraga]</w:t>
       </w:r>
+      <w:r>
+        <w:rPr>
+          <w:rFonts w:ascii="Times New Roman" w:hAnsi="Times New Roman" w:cs="Times New Roman"/>
+          <w:sz w:val="24"/>
+          <w:szCs w:val="24"/>
+        </w:rPr>
+        <w:t xml:space="preserve"> Kecerdasan buatan generatif kemudian hadir sebagai jawaban atas tuntutan tersebut. Pemanfaatan model bahasa besar pada manajemen pemasaran modern telah dipetakan mencakup keterlibatan pelanggan, optimasi kampanye, dan penghasilan konten (Aghaei dkk., 2025).</w:t>
+      </w:r>
     </w:p>
     <w:p>
       <w:pPr>
@@ -259,7 +267,24 @@
           <w:sz w:val="24"/>
           <w:szCs w:val="24"/>
         </w:rPr>
-        <w:t xml:space="preserve">, yaitu beberapa agen kecerdasan buatan yang masing-masing menangani satu tugas khusus dan dijalankan melalui satu gerbang layanan tunggal. Pembeda utama sistem ini terletak pada penggunaan profil merek terstruktur yang memuat gaya bahasa, sasaran audiens, keunggulan produk, batasan penulisan, ajakan bertindak, pengetahuan produk, dan contoh naskah. Profil tersebut disertakan sebagai konteks pada setiap permintaan kepada agen, sehingga standar merek tidak lagi bergantung pada ingatan admin melainkan dieksekusi oleh sistem. Setiap proses penghasilan materi juga dicatat sehingga dapat ditelusuri kembali.</w:t>
+        <w:t xml:space="preserve">, yaitu beberapa agen kecerdasan buatan yang masing-masing menangani satu tugas khusus dan dijalankan melalui satu gerbang layanan tunggal. Pendekatan </w:t>
+      </w:r>
+      <w:r>
+        <w:rPr>
+          <w:rFonts w:ascii="Times New Roman" w:hAnsi="Times New Roman" w:cs="Times New Roman"/>
+          <w:i/>
+          <w:sz w:val="24"/>
+          <w:szCs w:val="24"/>
+        </w:rPr>
+        <w:t xml:space="preserve">multi-agent</w:t>
+      </w:r>
+      <w:r>
+        <w:rPr>
+          <w:rFonts w:ascii="Times New Roman" w:hAnsi="Times New Roman" w:cs="Times New Roman"/>
+          <w:sz w:val="24"/>
+          <w:szCs w:val="24"/>
+        </w:rPr>
+        <w:t xml:space="preserve"> pada model bahasa besar memungkinkan sekumpulan agen berkoordinasi menyelesaikan tugas yang kompleks secara kolektif (Tran dkk., 2025). Pembeda utama sistem ini terletak pada penggunaan profil merek terstruktur yang memuat gaya bahasa, sasaran audiens, keunggulan produk, batasan penulisan, ajakan bertindak, pengetahuan produk, dan contoh naskah. Profil tersebut disertakan sebagai konteks pada setiap permintaan kepada agen, sehingga standar merek tidak lagi bergantung pada ingatan admin melainkan dieksekusi oleh sistem. Selain itu, penggunaan model bahasa besar pada penulisan menyimpan risiko halusinasi dan bias algoritmik (Rahman dkk., 2025). Karena itu setiap proses penghasilan materi dicatat sehingga dapat ditelusuri kembali, dan manusia tetap ditempatkan sebagai pemeriksa akhir.</w:t>
       </w:r>
     </w:p>
     <w:p>

--- a/skripsi/bab-1-pendahuluan.docx
+++ b/skripsi/bab-1-pendahuluan.docx
@@ -71,7 +71,7 @@
           <w:sz w:val="24"/>
           <w:szCs w:val="24"/>
         </w:rPr>
-        <w:t xml:space="preserve">Pertumbuhan perdagangan elektronik di Indonesia mendorong pelaku ritel untuk bersaing bukan hanya pada harga dan ketersediaan barang, melainkan juga pada kemampuan memproduksi materi pemasaran secara cepat dan berkelanjutan. </w:t>
+        <w:t xml:space="preserve">Perdagangan elektronik di Indonesia telah mengubah cara pelaku ritel bersaing. Konsumen kini dapat membandingkan harga, ketersediaan, dan ulasan dari berbagai penjual dalam hitungan detik, sehingga keunggulan yang dahulu bertumpu pada lokasi toko tidak lagi memadai. </w:t>
       </w:r>
       <w:r>
         <w:rPr>
@@ -80,15 +80,30 @@
           <w:sz w:val="24"/>
           <w:szCs w:val="24"/>
         </w:rPr>
-        <w:t xml:space="preserve">[SITASI DIBUTUHKAN: data pertumbuhan perdagangan elektronik atau ritel daring di Indonesia, jurnal lima tahun terakhir]</w:t>
-      </w:r>
-      <w:r>
-        <w:rPr>
-          <w:rFonts w:ascii="Times New Roman" w:hAnsi="Times New Roman" w:cs="Times New Roman"/>
-          <w:sz w:val="24"/>
-          <w:szCs w:val="24"/>
-        </w:rPr>
-        <w:t xml:space="preserve"> Pada segmen ritel sepatu olahraga, tuntutan tersebut semakin terasa karena siklus peluncuran produk berlangsung dalam hitungan hari dan setiap peluncuran menuntut materi pemasaran yang baru. </w:t>
+        <w:t xml:space="preserve">[SITASI DIBUTUHKAN: pertumbuhan perdagangan elektronik atau ritel daring di Indonesia, jurnal maksimal lima tahun terakhir]</w:t>
+      </w:r>
+      <w:r>
+        <w:rPr>
+          <w:rFonts w:ascii="Times New Roman" w:hAnsi="Times New Roman" w:cs="Times New Roman"/>
+          <w:sz w:val="24"/>
+          <w:szCs w:val="24"/>
+        </w:rPr>
+        <w:t xml:space="preserve"> Persaingan bergeser ke ranah yang lebih sulit ditiru, yaitu kemampuan sebuah merek membangun kehadiran yang dikenali secara terus-menerus di hadapan calon pembeli.</w:t>
+      </w:r>
+    </w:p>
+    <w:p>
+      <w:pPr>
+        <w:jc w:val="both"/>
+        <w:spacing w:before="0" w:after="0" w:line="360" w:lineRule="auto"/>
+        <w:ind w:firstLine="567"/>
+      </w:pPr>
+      <w:r>
+        <w:rPr>
+          <w:rFonts w:ascii="Times New Roman" w:hAnsi="Times New Roman" w:cs="Times New Roman"/>
+          <w:sz w:val="24"/>
+          <w:szCs w:val="24"/>
+        </w:rPr>
+        <w:t xml:space="preserve">Kehadiran tersebut dibangun melalui materi pemasaran yang diterbitkan berkelanjutan di berbagai kanal. Berbeda dari iklan konvensional yang diproduksi sesekali, pemasaran berbasis konten menuntut produksi berulang dengan tenggat rapat, dan setiap kanal menuntut penyesuaian format tersendiri. </w:t>
       </w:r>
       <w:r>
         <w:rPr>
@@ -105,22 +120,114 @@
           <w:sz w:val="24"/>
           <w:szCs w:val="24"/>
         </w:rPr>
-        <w:t xml:space="preserve"> Kecerdasan buatan generatif kemudian hadir sebagai jawaban atas tuntutan tersebut. Pemanfaatan model bahasa besar pada manajemen pemasaran modern telah dipetakan mencakup keterlibatan pelanggan, optimasi kampanye, dan penghasilan konten (Aghaei dkk., 2025).</w:t>
-      </w:r>
-    </w:p>
-    <w:p>
-      <w:pPr>
-        <w:jc w:val="both"/>
-        <w:spacing w:before="0" w:after="0" w:line="360" w:lineRule="auto"/>
-        <w:ind w:firstLine="567"/>
-      </w:pPr>
-      <w:r>
-        <w:rPr>
-          <w:rFonts w:ascii="Times New Roman" w:hAnsi="Times New Roman" w:cs="Times New Roman"/>
-          <w:sz w:val="24"/>
-          <w:szCs w:val="24"/>
-        </w:rPr>
-        <w:t xml:space="preserve">SneakersFlash merupakan peritel sepatu olahraga yang memasarkan produknya melalui situs web, media sosial, dan sejumlah lokapasar. Setiap peluncuran produk menuntut penyiapan sejumlah materi sekaligus, mulai dari ringkasan konten, naskah unggahan media sosial, hingga naskah iklan berbayar. Seluruh materi tersebut saat ini disiapkan secara manual oleh tim admin. Penulisan naskah dikerjakan langsung oleh masing-masing admin, sementara pemanfaatan kecerdasan buatan generatif dilakukan secara lepas-lepas melalui antarmuka percakapan umum, tanpa standar penulisan dan tanpa konteks merek yang seragam.</w:t>
+        <w:t xml:space="preserve"> Tuntutan itu membebani tim yang jumlahnya terbatas, terlebih pada peritel menengah yang tidak memiliki tim kreatif khusus.</w:t>
+      </w:r>
+    </w:p>
+    <w:p>
+      <w:pPr>
+        <w:jc w:val="both"/>
+        <w:spacing w:before="0" w:after="0" w:line="360" w:lineRule="auto"/>
+        <w:ind w:firstLine="567"/>
+      </w:pPr>
+      <w:r>
+        <w:rPr>
+          <w:rFonts w:ascii="Times New Roman" w:hAnsi="Times New Roman" w:cs="Times New Roman"/>
+          <w:sz w:val="24"/>
+          <w:szCs w:val="24"/>
+        </w:rPr>
+        <w:t xml:space="preserve">Kecerdasan buatan generatif kemudian hadir sebagai jawaban. Aghaei dkk. (2025) memetakan penerapan model bahasa besar pada manajemen pemasaran modern dan menemukan bahwa teknologi ini telah dipakai untuk keterlibatan pelanggan, optimasi kampanye, serta penghasilan konten. Meskipun demikian, penelitian yang sama menyoroti persoalan yang menyertainya, yaitu privasi data, transparansi, dan mitigasi bias, sehingga penerapannya tidak dapat dilakukan tanpa kendali.</w:t>
+      </w:r>
+    </w:p>
+    <w:p>
+      <w:pPr>
+        <w:jc w:val="both"/>
+        <w:spacing w:before="0" w:after="0" w:line="360" w:lineRule="auto"/>
+        <w:ind w:firstLine="567"/>
+      </w:pPr>
+      <w:r>
+        <w:rPr>
+          <w:rFonts w:ascii="Times New Roman" w:hAnsi="Times New Roman" w:cs="Times New Roman"/>
+          <w:sz w:val="24"/>
+          <w:szCs w:val="24"/>
+        </w:rPr>
+        <w:t xml:space="preserve">Persoalan tersebut bukan kekhawatiran teoretis semata. Rahman dkk. (2025), melalui kajian pustaka sistematis berprotokol PRISMA terhadap delapan artikel terpilih dari 339 dokumen awal, menemukan ketegangan mendasar antara tuntutan efisiensi produksi dan kewajiban menjaga integritas ketika model bahasa besar dipakai untuk menulis, dengan risiko utama berupa halusinasi dan bias algoritmik. Temuan itu menegaskan perlunya keseimbangan peran manusia dan mesin, bukan penyerahan penuh kepada mesin.</w:t>
+      </w:r>
+    </w:p>
+    <w:p>
+      <w:pPr>
+        <w:jc w:val="both"/>
+        <w:spacing w:before="0" w:after="0" w:line="360" w:lineRule="auto"/>
+        <w:ind w:firstLine="567"/>
+      </w:pPr>
+      <w:r>
+        <w:rPr>
+          <w:rFonts w:ascii="Times New Roman" w:hAnsi="Times New Roman" w:cs="Times New Roman"/>
+          <w:sz w:val="24"/>
+          <w:szCs w:val="24"/>
+        </w:rPr>
+        <w:t xml:space="preserve">Salah satu arah pengembangan yang menjawab keterbatasan tersebut adalah pendekatan </w:t>
+      </w:r>
+      <w:r>
+        <w:rPr>
+          <w:rFonts w:ascii="Times New Roman" w:hAnsi="Times New Roman" w:cs="Times New Roman"/>
+          <w:i/>
+          <w:sz w:val="24"/>
+          <w:szCs w:val="24"/>
+        </w:rPr>
+        <w:t xml:space="preserve">multi-agent</w:t>
+      </w:r>
+      <w:r>
+        <w:rPr>
+          <w:rFonts w:ascii="Times New Roman" w:hAnsi="Times New Roman" w:cs="Times New Roman"/>
+          <w:sz w:val="24"/>
+          <w:szCs w:val="24"/>
+        </w:rPr>
+        <w:t xml:space="preserve">, yaitu penggunaan beberapa agen kecerdasan buatan yang masing-masing menangani satu tugas khusus dan saling berkoordinasi. Tran dkk. (2025) menyusun kerangka yang mencirikan mekanisme kolaborasi antar-agen berdasarkan aktor, jenis interaksi, struktur, strategi, dan protokol koordinasi. Pada ranah luaran kreatif, Lin dkk. (2025) memetakan taksonomi proaktivitas agen dan desain persona serta teknik penyempurnaan iteratif. Pembagian tugas semacam ini memungkinkan tiap tahap produksi konten ditangani agen yang lebih terarah dibanding satu perintah tunggal.</w:t>
+      </w:r>
+    </w:p>
+    <w:p>
+      <w:pPr>
+        <w:jc w:val="both"/>
+        <w:spacing w:before="0" w:after="0" w:line="360" w:lineRule="auto"/>
+        <w:ind w:firstLine="567"/>
+      </w:pPr>
+      <w:r>
+        <w:rPr>
+          <w:rFonts w:ascii="Times New Roman" w:hAnsi="Times New Roman" w:cs="Times New Roman"/>
+          <w:sz w:val="24"/>
+          <w:szCs w:val="24"/>
+        </w:rPr>
+        <w:t xml:space="preserve">Meskipun demikian, penerapannya pada ranah pemasaran masih terbatas. Chu dkk. (2025) telah membawa pendekatan tersebut ke pemasaran, namun agen dipakai untuk mensimulasikan perilaku konsumen dan menguji strategi, bukan memproduksi materi yang benar-benar diterbitkan. Sementara itu penelitian rancang bangun sistem informasi di Indonesia umumnya berhenti pada pengujian kesesuaian fungsi tanpa menilai mutu materi yang dihasilkan, sebagaimana terlihat pada Yusna dkk. (2025) dan Yunus dkk. (2025).</w:t>
+      </w:r>
+    </w:p>
+    <w:p>
+      <w:pPr>
+        <w:jc w:val="both"/>
+        <w:spacing w:before="0" w:after="0" w:line="360" w:lineRule="auto"/>
+        <w:ind w:firstLine="567"/>
+      </w:pPr>
+      <w:r>
+        <w:rPr>
+          <w:rFonts w:ascii="Times New Roman" w:hAnsi="Times New Roman" w:cs="Times New Roman"/>
+          <w:sz w:val="24"/>
+          <w:szCs w:val="24"/>
+        </w:rPr>
+        <w:t xml:space="preserve">Jarak antara kemajuan tersebut dan penerapannya terasa nyata pada ritel sepatu olahraga. Segmen ini mengikuti siklus peluncuran yang cepat dengan jendela perhatian pendek, sehingga materi yang terlambat terbit kehilangan sebagian besar nilainya. Pada saat yang sama, konsumen segmen ini mengenali merek melalui cara merek tersebut berbicara, sehingga perubahan gaya bahasa antar unggahan langsung terasa dan melemahkan identitas merek.</w:t>
+      </w:r>
+    </w:p>
+    <w:p>
+      <w:pPr>
+        <w:jc w:val="both"/>
+        <w:spacing w:before="0" w:after="0" w:line="360" w:lineRule="auto"/>
+        <w:ind w:firstLine="567"/>
+      </w:pPr>
+      <w:r>
+        <w:rPr>
+          <w:rFonts w:ascii="Times New Roman" w:hAnsi="Times New Roman" w:cs="Times New Roman"/>
+          <w:sz w:val="24"/>
+          <w:szCs w:val="24"/>
+        </w:rPr>
+        <w:t xml:space="preserve">SneakersFlash merupakan peritel sepatu olahraga yang memasarkan produknya melalui situs web, media sosial, dan sejumlah lokapasar. Setiap peluncuran menuntut penyiapan beberapa materi sekaligus, mulai dari ringkasan konten, naskah unggahan, hingga naskah iklan berbayar. Seluruh materi disiapkan secara manual oleh tim admin. Pemanfaatan kecerdasan buatan generatif dilakukan lepas-lepas melalui antarmuka percakapan umum, dengan perintah yang disusun sendiri oleh tiap admin tanpa acuan bersama.</w:t>
       </w:r>
     </w:p>
     <w:p>
@@ -161,7 +268,7 @@
           <w:sz w:val="24"/>
           <w:szCs w:val="24"/>
         </w:rPr>
-        <w:t xml:space="preserve">[ANGKA DARI DATA PENELITI: durasi rata-rata penyiapan konten sebelum sistem diterapkan, beserta satuan dan jumlah sampel]</w:t>
+        <w:t xml:space="preserve">[ANGKA DARI DATA PENELITI: durasi rata-rata sebelum sistem diterapkan, sebutkan satuan dan jumlah sampel]</w:t>
       </w:r>
       <w:r>
         <w:rPr>
@@ -186,7 +293,7 @@
           <w:sz w:val="24"/>
           <w:szCs w:val="24"/>
         </w:rPr>
-        <w:t xml:space="preserve">, gaya bahasa yang dihasilkan berbeda-beda antar admin karena standar merek hanya tersimpan sebagai kesepakatan lisan dan tidak dieksekusi oleh sistem mana pun. </w:t>
+        <w:t xml:space="preserve">, gaya bahasa berbeda-beda antar admin karena standar merek hanya hidup sebagai kesepakatan lisan. </w:t>
       </w:r>
       <w:r>
         <w:rPr>
@@ -203,7 +310,7 @@
           <w:sz w:val="24"/>
           <w:szCs w:val="24"/>
         </w:rPr>
-        <w:t xml:space="preserve">, karena perintah kepada kecerdasan buatan tidak menyertakan konteks merek, keluaran yang dihasilkan cenderung generik dan masih memerlukan penyuntingan ulang yang panjang. </w:t>
+        <w:t xml:space="preserve">, karena perintah tidak menyertakan konteks merek, keluaran cenderung generik dan masih menuntut penyuntingan panjang sehingga penghematan waktu tidak tercapai. </w:t>
       </w:r>
       <w:r>
         <w:rPr>
@@ -220,37 +327,37 @@
           <w:sz w:val="24"/>
           <w:szCs w:val="24"/>
         </w:rPr>
-        <w:t xml:space="preserve">, tidak ada pencatatan atas keluaran kecerdasan buatan sehingga materi yang telah terbit tidak dapat ditelusuri kembali ketika terjadi kekeliruan.</w:t>
-      </w:r>
-    </w:p>
-    <w:p>
-      <w:pPr>
-        <w:jc w:val="both"/>
-        <w:spacing w:before="0" w:after="0" w:line="360" w:lineRule="auto"/>
-        <w:ind w:firstLine="567"/>
-      </w:pPr>
-      <w:r>
-        <w:rPr>
-          <w:rFonts w:ascii="Times New Roman" w:hAnsi="Times New Roman" w:cs="Times New Roman"/>
-          <w:sz w:val="24"/>
-          <w:szCs w:val="24"/>
-        </w:rPr>
-        <w:t xml:space="preserve">Apabila keadaan tersebut dibiarkan, dampaknya berlapis. Jadwal peluncuran berpotensi meleset karena materi belum siap pada waktunya. Identitas merek menjadi kabur di mata konsumen ketika gaya bahasa berubah-ubah antar unggahan. Mutu materi bergantung sepenuhnya pada kemampuan individu admin, sehingga pergantian personel langsung menurunkan mutu keluaran. Selain itu, ketiadaan jejak pencatatan menyulitkan pertanggungjawaban ketika materi yang telah tayang ternyata keliru.</w:t>
-      </w:r>
-    </w:p>
-    <w:p>
-      <w:pPr>
-        <w:jc w:val="both"/>
-        <w:spacing w:before="0" w:after="0" w:line="360" w:lineRule="auto"/>
-        <w:ind w:firstLine="567"/>
-      </w:pPr>
-      <w:r>
-        <w:rPr>
-          <w:rFonts w:ascii="Times New Roman" w:hAnsi="Times New Roman" w:cs="Times New Roman"/>
-          <w:sz w:val="24"/>
-          <w:szCs w:val="24"/>
-        </w:rPr>
-        <w:t xml:space="preserve">Penelitian ini mengusulkan sebuah sistem otomasi produksi konten pemasaran yang bekerja dengan pendekatan </w:t>
+        <w:t xml:space="preserve">, keluaran tidak tercatat sehingga materi yang telah terbit tidak dapat ditelusuri kembali.</w:t>
+      </w:r>
+    </w:p>
+    <w:p>
+      <w:pPr>
+        <w:jc w:val="both"/>
+        <w:spacing w:before="0" w:after="0" w:line="360" w:lineRule="auto"/>
+        <w:ind w:firstLine="567"/>
+      </w:pPr>
+      <w:r>
+        <w:rPr>
+          <w:rFonts w:ascii="Times New Roman" w:hAnsi="Times New Roman" w:cs="Times New Roman"/>
+          <w:sz w:val="24"/>
+          <w:szCs w:val="24"/>
+        </w:rPr>
+        <w:t xml:space="preserve">Apabila dibiarkan, dampaknya berlapis. Jadwal peluncuran berpotensi meleset dan momentum yang pendek terlewat. Identitas merek menjadi kabur ketika gaya bahasa berubah-ubah antar unggahan. Mutu materi bergantung sepenuhnya pada kemampuan masing-masing admin, sehingga pergantian personel langsung menurunkan mutu keluaran. Ketiadaan jejak pencatatan juga menyulitkan pertanggungjawaban ketika materi yang telah tayang ternyata keliru.</w:t>
+      </w:r>
+    </w:p>
+    <w:p>
+      <w:pPr>
+        <w:jc w:val="both"/>
+        <w:spacing w:before="0" w:after="0" w:line="360" w:lineRule="auto"/>
+        <w:ind w:firstLine="567"/>
+      </w:pPr>
+      <w:r>
+        <w:rPr>
+          <w:rFonts w:ascii="Times New Roman" w:hAnsi="Times New Roman" w:cs="Times New Roman"/>
+          <w:sz w:val="24"/>
+          <w:szCs w:val="24"/>
+        </w:rPr>
+        <w:t xml:space="preserve">Berangkat dari keadaan tersebut, penelitian ini mengusulkan sistem otomasi produksi konten pemasaran berpendekatan </w:t>
       </w:r>
       <w:r>
         <w:rPr>
@@ -267,39 +374,22 @@
           <w:sz w:val="24"/>
           <w:szCs w:val="24"/>
         </w:rPr>
-        <w:t xml:space="preserve">, yaitu beberapa agen kecerdasan buatan yang masing-masing menangani satu tugas khusus dan dijalankan melalui satu gerbang layanan tunggal. Pendekatan </w:t>
-      </w:r>
-      <w:r>
-        <w:rPr>
-          <w:rFonts w:ascii="Times New Roman" w:hAnsi="Times New Roman" w:cs="Times New Roman"/>
-          <w:i/>
-          <w:sz w:val="24"/>
-          <w:szCs w:val="24"/>
-        </w:rPr>
-        <w:t xml:space="preserve">multi-agent</w:t>
-      </w:r>
-      <w:r>
-        <w:rPr>
-          <w:rFonts w:ascii="Times New Roman" w:hAnsi="Times New Roman" w:cs="Times New Roman"/>
-          <w:sz w:val="24"/>
-          <w:szCs w:val="24"/>
-        </w:rPr>
-        <w:t xml:space="preserve"> pada model bahasa besar memungkinkan sekumpulan agen berkoordinasi menyelesaikan tugas yang kompleks secara kolektif (Tran dkk., 2025). Pembeda utama sistem ini terletak pada penggunaan profil merek terstruktur yang memuat gaya bahasa, sasaran audiens, keunggulan produk, batasan penulisan, ajakan bertindak, pengetahuan produk, dan contoh naskah. Profil tersebut disertakan sebagai konteks pada setiap permintaan kepada agen, sehingga standar merek tidak lagi bergantung pada ingatan admin melainkan dieksekusi oleh sistem. Selain itu, penggunaan model bahasa besar pada penulisan menyimpan risiko halusinasi dan bias algoritmik (Rahman dkk., 2025). Karena itu setiap proses penghasilan materi dicatat sehingga dapat ditelusuri kembali, dan manusia tetap ditempatkan sebagai pemeriksa akhir.</w:t>
-      </w:r>
-    </w:p>
-    <w:p>
-      <w:pPr>
-        <w:jc w:val="both"/>
-        <w:spacing w:before="0" w:after="0" w:line="360" w:lineRule="auto"/>
-        <w:ind w:firstLine="567"/>
-      </w:pPr>
-      <w:r>
-        <w:rPr>
-          <w:rFonts w:ascii="Times New Roman" w:hAnsi="Times New Roman" w:cs="Times New Roman"/>
-          <w:sz w:val="24"/>
-          <w:szCs w:val="24"/>
-        </w:rPr>
-        <w:t xml:space="preserve">Berdasarkan uraian tersebut, penulis mengambil judul penelitian </w:t>
+        <w:t xml:space="preserve"> yang dijalankan melalui satu gerbang layanan tunggal. Pembedanya terletak pada profil merek terstruktur yang memuat gaya bahasa, sasaran audiens, keunggulan produk, batasan penulisan, ajakan bertindak, dan contoh naskah. Profil itu disertakan sebagai konteks pada setiap permintaan kepada agen, sehingga standar merek dieksekusi sistem dan tidak lagi bergantung pada ingatan admin. Sejalan dengan temuan Rahman dkk. (2025), setiap proses penghasilan materi dicatat dan manusia tetap menjadi pemeriksa akhir.</w:t>
+      </w:r>
+    </w:p>
+    <w:p>
+      <w:pPr>
+        <w:jc w:val="both"/>
+        <w:spacing w:before="0" w:after="0" w:line="360" w:lineRule="auto"/>
+        <w:ind w:firstLine="567"/>
+      </w:pPr>
+      <w:r>
+        <w:rPr>
+          <w:rFonts w:ascii="Times New Roman" w:hAnsi="Times New Roman" w:cs="Times New Roman"/>
+          <w:sz w:val="24"/>
+          <w:szCs w:val="24"/>
+        </w:rPr>
+        <w:t xml:space="preserve">Sistem tersebut diharapkan menjawab dua persoalan sekaligus, yaitu lamanya waktu penyiapan materi dan tidak seragamnya gaya bahasa merek, dan kedua hal itulah yang menjadi ukuran keberhasilan penelitian ini. Berdasarkan seluruh uraian di atas, penulis mengambil judul penelitian </w:t>
       </w:r>
       <w:r>
         <w:rPr>

--- a/skripsi/bab-1-pendahuluan.docx
+++ b/skripsi/bab-1-pendahuluan.docx
@@ -71,56 +71,22 @@
           <w:sz w:val="24"/>
           <w:szCs w:val="24"/>
         </w:rPr>
-        <w:t xml:space="preserve">Perdagangan elektronik di Indonesia telah mengubah cara pelaku ritel bersaing. Konsumen kini dapat membandingkan harga, ketersediaan, dan ulasan dari berbagai penjual dalam hitungan detik, sehingga keunggulan yang dahulu bertumpu pada lokasi toko tidak lagi memadai. </w:t>
-      </w:r>
-      <w:r>
-        <w:rPr>
-          <w:rFonts w:ascii="Times New Roman" w:hAnsi="Times New Roman" w:cs="Times New Roman"/>
-          <w:b/>
-          <w:sz w:val="24"/>
-          <w:szCs w:val="24"/>
-        </w:rPr>
-        <w:t xml:space="preserve">[SITASI DIBUTUHKAN: pertumbuhan perdagangan elektronik atau ritel daring di Indonesia, jurnal maksimal lima tahun terakhir]</w:t>
-      </w:r>
-      <w:r>
-        <w:rPr>
-          <w:rFonts w:ascii="Times New Roman" w:hAnsi="Times New Roman" w:cs="Times New Roman"/>
-          <w:sz w:val="24"/>
-          <w:szCs w:val="24"/>
-        </w:rPr>
-        <w:t xml:space="preserve"> Persaingan bergeser ke ranah yang lebih sulit ditiru, yaitu kemampuan sebuah merek membangun kehadiran yang dikenali secara terus-menerus di hadapan calon pembeli.</w:t>
-      </w:r>
-    </w:p>
-    <w:p>
-      <w:pPr>
-        <w:jc w:val="both"/>
-        <w:spacing w:before="0" w:after="0" w:line="360" w:lineRule="auto"/>
-        <w:ind w:firstLine="567"/>
-      </w:pPr>
-      <w:r>
-        <w:rPr>
-          <w:rFonts w:ascii="Times New Roman" w:hAnsi="Times New Roman" w:cs="Times New Roman"/>
-          <w:sz w:val="24"/>
-          <w:szCs w:val="24"/>
-        </w:rPr>
-        <w:t xml:space="preserve">Kehadiran tersebut dibangun melalui materi pemasaran yang diterbitkan berkelanjutan di berbagai kanal. Berbeda dari iklan konvensional yang diproduksi sesekali, pemasaran berbasis konten menuntut produksi berulang dengan tenggat rapat, dan setiap kanal menuntut penyesuaian format tersendiri. </w:t>
-      </w:r>
-      <w:r>
-        <w:rPr>
-          <w:rFonts w:ascii="Times New Roman" w:hAnsi="Times New Roman" w:cs="Times New Roman"/>
-          <w:b/>
-          <w:sz w:val="24"/>
-          <w:szCs w:val="24"/>
-        </w:rPr>
-        <w:t xml:space="preserve">[SITASI DIBUTUHKAN: karakteristik pemasaran konten pada ritel mode atau sepatu olahraga]</w:t>
-      </w:r>
-      <w:r>
-        <w:rPr>
-          <w:rFonts w:ascii="Times New Roman" w:hAnsi="Times New Roman" w:cs="Times New Roman"/>
-          <w:sz w:val="24"/>
-          <w:szCs w:val="24"/>
-        </w:rPr>
-        <w:t xml:space="preserve"> Tuntutan itu membebani tim yang jumlahnya terbatas, terlebih pada peritel menengah yang tidak memiliki tim kreatif khusus.</w:t>
+        <w:t xml:space="preserve">Perdagangan elektronik di Indonesia telah mengubah cara pelaku ritel bersaing. Konsumen kini dapat membandingkan harga, ketersediaan, dan ulasan dari berbagai penjual dalam hitungan detik, sehingga keunggulan yang dahulu bertumpu pada lokasi toko tidak lagi memadai. Penggunaan transaksi digital pada berbagai lokapasar telah menjadi bagian dari perekonomian nasional dan pengaruhnya terhadap pertumbuhan ekonomi Indonesia telah diteliti menggunakan data runtun waktu 2014 sampai 2024 (Lubis dkk., 2025). Persaingan bergeser ke ranah yang lebih sulit ditiru, yaitu kemampuan sebuah merek membangun kehadiran yang dikenali secara terus-menerus di hadapan calon pembeli.</w:t>
+      </w:r>
+    </w:p>
+    <w:p>
+      <w:pPr>
+        <w:jc w:val="both"/>
+        <w:spacing w:before="0" w:after="0" w:line="360" w:lineRule="auto"/>
+        <w:ind w:firstLine="567"/>
+      </w:pPr>
+      <w:r>
+        <w:rPr>
+          <w:rFonts w:ascii="Times New Roman" w:hAnsi="Times New Roman" w:cs="Times New Roman"/>
+          <w:sz w:val="24"/>
+          <w:szCs w:val="24"/>
+        </w:rPr>
+        <w:t xml:space="preserve">Kehadiran tersebut dibangun melalui materi pemasaran yang diterbitkan berkelanjutan di berbagai kanal. Berbeda dari iklan konvensional yang diproduksi sesekali, pemasaran berbasis konten menuntut produksi berulang dengan tenggat rapat, dan setiap kanal menuntut penyesuaian format tersendiri. Pada segmen ritel sepatu olahraga, promosi dan citra merek melalui media sosial terbukti berpengaruh signifikan terhadap keputusan pembelian, dan konsistensi pesan merek lintas platform menjadi hal yang dianjurkan (Ibrahim &amp; Abdurrahman, 2025). Tuntutan itu membebani tim yang jumlahnya terbatas, terlebih pada peritel menengah yang tidak memiliki tim kreatif khusus.</w:t>
       </w:r>
     </w:p>
     <w:p>

--- a/skripsi/bab-1-pendahuluan.docx
+++ b/skripsi/bab-1-pendahuluan.docx
@@ -86,7 +86,7 @@
           <w:sz w:val="24"/>
           <w:szCs w:val="24"/>
         </w:rPr>
-        <w:t xml:space="preserve">Kehadiran tersebut dibangun melalui materi pemasaran yang diterbitkan berkelanjutan di berbagai kanal. Berbeda dari iklan konvensional yang diproduksi sesekali, pemasaran berbasis konten menuntut produksi berulang dengan tenggat rapat, dan setiap kanal menuntut penyesuaian format tersendiri. Pada segmen ritel sepatu olahraga, promosi dan citra merek melalui media sosial terbukti berpengaruh signifikan terhadap keputusan pembelian, dan konsistensi pesan merek lintas platform menjadi hal yang dianjurkan (Ibrahim &amp; Abdurrahman, 2025). Tuntutan itu membebani tim yang jumlahnya terbatas, terlebih pada peritel menengah yang tidak memiliki tim kreatif khusus.</w:t>
+        <w:t xml:space="preserve">Kehadiran tersebut dibangun melalui materi pemasaran yang diterbitkan berkelanjutan di berbagai kanal. Berbeda dari iklan konvensional yang diproduksi sesekali, pemasaran berbasis konten menuntut produksi berulang dengan tenggat rapat dan penyesuaian format per kanal. Pada segmen ritel sepatu olahraga, promosi dan citra merek melalui media sosial terbukti berpengaruh signifikan terhadap keputusan pembelian, dan konsistensi pesan merek lintas platform menjadi hal yang dianjurkan (Ibrahim &amp; Abdurrahman, 2025). Tuntutan itu membebani tim yang jumlahnya terbatas, terlebih pada peritel menengah yang tidak memiliki tim kreatif khusus.</w:t>
       </w:r>
     </w:p>
     <w:p>
@@ -163,7 +163,7 @@
           <w:sz w:val="24"/>
           <w:szCs w:val="24"/>
         </w:rPr>
-        <w:t xml:space="preserve">Meskipun demikian, penerapannya pada ranah pemasaran masih terbatas. Chu dkk. (2025) telah membawa pendekatan tersebut ke pemasaran, namun agen dipakai untuk mensimulasikan perilaku konsumen dan menguji strategi, bukan memproduksi materi yang benar-benar diterbitkan. Sementara itu penelitian rancang bangun sistem informasi di Indonesia umumnya berhenti pada pengujian kesesuaian fungsi tanpa menilai mutu materi yang dihasilkan, sebagaimana terlihat pada Yusna dkk. (2025) dan Yunus dkk. (2025).</w:t>
+        <w:t xml:space="preserve">Meskipun demikian, penerapannya pada ranah pemasaran masih terbatas. Chu dkk. (2025) telah membawa pendekatan tersebut ke pemasaran, namun agen dipakai untuk mensimulasikan perilaku konsumen dan menguji strategi, bukan memproduksi materi yang benar-benar diterbitkan. Sementara itu penelitian rancang bangun sistem informasi di Indonesia umumnya berhenti pada pengujian kesesuaian fungsi tanpa menilai mutu luaran, seperti pada Yusna dkk. (2025) dan Yunus dkk. (2025).</w:t>
       </w:r>
     </w:p>
     <w:p>
@@ -225,8 +225,150 @@
           <w:sz w:val="24"/>
           <w:szCs w:val="24"/>
         </w:rPr>
-        <w:t xml:space="preserve">, penyiapan materi untuk satu peluncuran memerlukan waktu </w:t>
-      </w:r>
+        <w:t xml:space="preserve">, penyiapan materi menghabiskan waktu yang panjang dan sangat bervariasi. Penyusunan satu materi konten umumnya memerlukan satu sampai tiga jam, namun pada kasus tertentu dapat mencapai dua belas jam, sementara kebutuhan penerbitan mencapai lima materi per hari. Artinya, memenuhi kebutuhan harian menuntut lima sampai lima belas jam kerja, melampaui jam kerja yang tersedia. Rentang durasi yang lebar tersebut juga membuat waktu penyelesaian tidak dapat diperkirakan, sehingga penyusunan jadwal peluncuran menjadi sulit. </w:t>
+      </w:r>
+      <w:r>
+        <w:rPr>
+          <w:rFonts w:ascii="Times New Roman" w:hAnsi="Times New Roman" w:cs="Times New Roman"/>
+          <w:i/>
+          <w:sz w:val="24"/>
+          <w:szCs w:val="24"/>
+        </w:rPr>
+        <w:t xml:space="preserve">Kedua</w:t>
+      </w:r>
+      <w:r>
+        <w:rPr>
+          <w:rFonts w:ascii="Times New Roman" w:hAnsi="Times New Roman" w:cs="Times New Roman"/>
+          <w:sz w:val="24"/>
+          <w:szCs w:val="24"/>
+        </w:rPr>
+        <w:t xml:space="preserve">, gaya bahasa berbeda-beda antar admin karena standar merek hanya hidup sebagai kesepakatan lisan. </w:t>
+      </w:r>
+      <w:r>
+        <w:rPr>
+          <w:rFonts w:ascii="Times New Roman" w:hAnsi="Times New Roman" w:cs="Times New Roman"/>
+          <w:i/>
+          <w:sz w:val="24"/>
+          <w:szCs w:val="24"/>
+        </w:rPr>
+        <w:t xml:space="preserve">Ketiga</w:t>
+      </w:r>
+      <w:r>
+        <w:rPr>
+          <w:rFonts w:ascii="Times New Roman" w:hAnsi="Times New Roman" w:cs="Times New Roman"/>
+          <w:sz w:val="24"/>
+          <w:szCs w:val="24"/>
+        </w:rPr>
+        <w:t xml:space="preserve">, karena perintah tidak menyertakan konteks merek, keluaran cenderung generik dan masih menuntut penyuntingan panjang sehingga penghematan waktu tidak tercapai. </w:t>
+      </w:r>
+      <w:r>
+        <w:rPr>
+          <w:rFonts w:ascii="Times New Roman" w:hAnsi="Times New Roman" w:cs="Times New Roman"/>
+          <w:i/>
+          <w:sz w:val="24"/>
+          <w:szCs w:val="24"/>
+        </w:rPr>
+        <w:t xml:space="preserve">Keempat</w:t>
+      </w:r>
+      <w:r>
+        <w:rPr>
+          <w:rFonts w:ascii="Times New Roman" w:hAnsi="Times New Roman" w:cs="Times New Roman"/>
+          <w:sz w:val="24"/>
+          <w:szCs w:val="24"/>
+        </w:rPr>
+        <w:t xml:space="preserve">, keluaran tidak tercatat sehingga materi yang telah terbit tidak dapat ditelusuri kembali.</w:t>
+      </w:r>
+    </w:p>
+    <w:p>
+      <w:pPr>
+        <w:jc w:val="both"/>
+        <w:spacing w:before="0" w:after="0" w:line="360" w:lineRule="auto"/>
+        <w:ind w:firstLine="567"/>
+      </w:pPr>
+      <w:r>
+        <w:rPr>
+          <w:rFonts w:ascii="Times New Roman" w:hAnsi="Times New Roman" w:cs="Times New Roman"/>
+          <w:sz w:val="24"/>
+          <w:szCs w:val="24"/>
+        </w:rPr>
+        <w:t xml:space="preserve">Apabila dibiarkan, dampaknya berlapis. Jadwal peluncuran berpotensi meleset dan momentum yang pendek terlewat. Identitas merek menjadi kabur ketika gaya bahasa berubah-ubah antar unggahan. Mutu materi bergantung pada kemampuan masing-masing admin, sehingga pergantian personel langsung menurunkan mutu keluaran. Ketiadaan jejak pencatatan juga menyulitkan pertanggungjawaban ketika materi yang tayang ternyata keliru.</w:t>
+      </w:r>
+    </w:p>
+    <w:p>
+      <w:pPr>
+        <w:jc w:val="both"/>
+        <w:spacing w:before="0" w:after="0" w:line="360" w:lineRule="auto"/>
+        <w:ind w:firstLine="567"/>
+      </w:pPr>
+      <w:r>
+        <w:rPr>
+          <w:rFonts w:ascii="Times New Roman" w:hAnsi="Times New Roman" w:cs="Times New Roman"/>
+          <w:sz w:val="24"/>
+          <w:szCs w:val="24"/>
+        </w:rPr>
+        <w:t xml:space="preserve">Berangkat dari keadaan tersebut, penelitian ini mengusulkan sistem otomasi produksi konten pemasaran berpendekatan </w:t>
+      </w:r>
+      <w:r>
+        <w:rPr>
+          <w:rFonts w:ascii="Times New Roman" w:hAnsi="Times New Roman" w:cs="Times New Roman"/>
+          <w:i/>
+          <w:sz w:val="24"/>
+          <w:szCs w:val="24"/>
+        </w:rPr>
+        <w:t xml:space="preserve">multi-agent</w:t>
+      </w:r>
+      <w:r>
+        <w:rPr>
+          <w:rFonts w:ascii="Times New Roman" w:hAnsi="Times New Roman" w:cs="Times New Roman"/>
+          <w:sz w:val="24"/>
+          <w:szCs w:val="24"/>
+        </w:rPr>
+        <w:t xml:space="preserve"> yang dijalankan melalui satu gerbang layanan tunggal. Pembedanya terletak pada profil merek terstruktur yang memuat gaya bahasa, sasaran audiens, keunggulan produk, batasan penulisan, ajakan bertindak, dan contoh naskah. Profil itu disertakan sebagai konteks pada setiap permintaan kepada agen, sehingga standar merek dieksekusi sistem dan tidak lagi bergantung pada ingatan admin. Sejalan dengan temuan Rahman dkk. (2025), setiap proses penghasilan materi dicatat dan manusia tetap menjadi pemeriksa akhir.</w:t>
+      </w:r>
+    </w:p>
+    <w:p>
+      <w:pPr>
+        <w:jc w:val="both"/>
+        <w:spacing w:before="0" w:after="0" w:line="360" w:lineRule="auto"/>
+        <w:ind w:firstLine="567"/>
+      </w:pPr>
+      <w:r>
+        <w:rPr>
+          <w:rFonts w:ascii="Times New Roman" w:hAnsi="Times New Roman" w:cs="Times New Roman"/>
+          <w:sz w:val="24"/>
+          <w:szCs w:val="24"/>
+        </w:rPr>
+        <w:t xml:space="preserve">Sistem tersebut diharapkan menjawab dua persoalan sekaligus, yaitu lamanya waktu penyiapan materi dan tidak seragamnya gaya bahasa merek, dan kedua hal itulah yang menjadi ukuran keberhasilan penelitian ini. Berdasarkan seluruh uraian di atas, penulis mengambil judul penelitian </w:t>
+      </w:r>
+      <w:r>
+        <w:rPr>
+          <w:rFonts w:ascii="Times New Roman" w:hAnsi="Times New Roman" w:cs="Times New Roman"/>
+          <w:i/>
+          <w:sz w:val="24"/>
+          <w:szCs w:val="24"/>
+        </w:rPr>
+        <w:t xml:space="preserve">Otomasi Produksi Konten Pemasaran Berbasis Multi-Agent AI untuk Meningkatkan Efisiensi dan Konsistensi Brand Voice (Studi Kasus: SneakersFlash)</w:t>
+      </w:r>
+      <w:r>
+        <w:rPr>
+          <w:rFonts w:ascii="Times New Roman" w:hAnsi="Times New Roman" w:cs="Times New Roman"/>
+          <w:sz w:val="24"/>
+          <w:szCs w:val="24"/>
+        </w:rPr>
+        <w:t xml:space="preserve">.</w:t>
+      </w:r>
+    </w:p>
+    <w:p>
+      <w:pPr>
+        <w:jc w:val="both"/>
+        <w:spacing w:before="0" w:after="0" w:line="360" w:lineRule="auto"/>
+      </w:pPr>
+    </w:p>
+    <w:p>
+      <w:pPr>
+        <w:jc w:val="left"/>
+        <w:spacing w:before="0" w:after="0" w:line="360" w:lineRule="auto"/>
+      </w:pPr>
       <w:r>
         <w:rPr>
           <w:rFonts w:ascii="Times New Roman" w:hAnsi="Times New Roman" w:cs="Times New Roman"/>
@@ -234,96 +376,148 @@
           <w:sz w:val="24"/>
           <w:szCs w:val="24"/>
         </w:rPr>
-        <w:t xml:space="preserve">[ANGKA DARI DATA PENELITI: durasi rata-rata sebelum sistem diterapkan, sebutkan satuan dan jumlah sampel]</w:t>
-      </w:r>
-      <w:r>
-        <w:rPr>
-          <w:rFonts w:ascii="Times New Roman" w:hAnsi="Times New Roman" w:cs="Times New Roman"/>
-          <w:sz w:val="24"/>
-          <w:szCs w:val="24"/>
-        </w:rPr>
-        <w:t xml:space="preserve">. </w:t>
-      </w:r>
-      <w:r>
-        <w:rPr>
-          <w:rFonts w:ascii="Times New Roman" w:hAnsi="Times New Roman" w:cs="Times New Roman"/>
-          <w:i/>
-          <w:sz w:val="24"/>
-          <w:szCs w:val="24"/>
-        </w:rPr>
-        <w:t xml:space="preserve">Kedua</w:t>
-      </w:r>
-      <w:r>
-        <w:rPr>
-          <w:rFonts w:ascii="Times New Roman" w:hAnsi="Times New Roman" w:cs="Times New Roman"/>
-          <w:sz w:val="24"/>
-          <w:szCs w:val="24"/>
-        </w:rPr>
-        <w:t xml:space="preserve">, gaya bahasa berbeda-beda antar admin karena standar merek hanya hidup sebagai kesepakatan lisan. </w:t>
-      </w:r>
-      <w:r>
-        <w:rPr>
-          <w:rFonts w:ascii="Times New Roman" w:hAnsi="Times New Roman" w:cs="Times New Roman"/>
-          <w:i/>
-          <w:sz w:val="24"/>
-          <w:szCs w:val="24"/>
-        </w:rPr>
-        <w:t xml:space="preserve">Ketiga</w:t>
-      </w:r>
-      <w:r>
-        <w:rPr>
-          <w:rFonts w:ascii="Times New Roman" w:hAnsi="Times New Roman" w:cs="Times New Roman"/>
-          <w:sz w:val="24"/>
-          <w:szCs w:val="24"/>
-        </w:rPr>
-        <w:t xml:space="preserve">, karena perintah tidak menyertakan konteks merek, keluaran cenderung generik dan masih menuntut penyuntingan panjang sehingga penghematan waktu tidak tercapai. </w:t>
-      </w:r>
-      <w:r>
-        <w:rPr>
-          <w:rFonts w:ascii="Times New Roman" w:hAnsi="Times New Roman" w:cs="Times New Roman"/>
-          <w:i/>
-          <w:sz w:val="24"/>
-          <w:szCs w:val="24"/>
-        </w:rPr>
-        <w:t xml:space="preserve">Keempat</w:t>
-      </w:r>
-      <w:r>
-        <w:rPr>
-          <w:rFonts w:ascii="Times New Roman" w:hAnsi="Times New Roman" w:cs="Times New Roman"/>
-          <w:sz w:val="24"/>
-          <w:szCs w:val="24"/>
-        </w:rPr>
-        <w:t xml:space="preserve">, keluaran tidak tercatat sehingga materi yang telah terbit tidak dapat ditelusuri kembali.</w:t>
-      </w:r>
-    </w:p>
-    <w:p>
-      <w:pPr>
-        <w:jc w:val="both"/>
-        <w:spacing w:before="0" w:after="0" w:line="360" w:lineRule="auto"/>
-        <w:ind w:firstLine="567"/>
-      </w:pPr>
-      <w:r>
-        <w:rPr>
-          <w:rFonts w:ascii="Times New Roman" w:hAnsi="Times New Roman" w:cs="Times New Roman"/>
-          <w:sz w:val="24"/>
-          <w:szCs w:val="24"/>
-        </w:rPr>
-        <w:t xml:space="preserve">Apabila dibiarkan, dampaknya berlapis. Jadwal peluncuran berpotensi meleset dan momentum yang pendek terlewat. Identitas merek menjadi kabur ketika gaya bahasa berubah-ubah antar unggahan. Mutu materi bergantung sepenuhnya pada kemampuan masing-masing admin, sehingga pergantian personel langsung menurunkan mutu keluaran. Ketiadaan jejak pencatatan juga menyulitkan pertanggungjawaban ketika materi yang telah tayang ternyata keliru.</w:t>
-      </w:r>
-    </w:p>
-    <w:p>
-      <w:pPr>
-        <w:jc w:val="both"/>
-        <w:spacing w:before="0" w:after="0" w:line="360" w:lineRule="auto"/>
-        <w:ind w:firstLine="567"/>
-      </w:pPr>
-      <w:r>
-        <w:rPr>
-          <w:rFonts w:ascii="Times New Roman" w:hAnsi="Times New Roman" w:cs="Times New Roman"/>
-          <w:sz w:val="24"/>
-          <w:szCs w:val="24"/>
-        </w:rPr>
-        <w:t xml:space="preserve">Berangkat dari keadaan tersebut, penelitian ini mengusulkan sistem otomasi produksi konten pemasaran berpendekatan </w:t>
+        <w:t xml:space="preserve">1.2 Identifikasi Masalah</w:t>
+      </w:r>
+    </w:p>
+    <w:p>
+      <w:pPr>
+        <w:jc w:val="both"/>
+        <w:spacing w:before="0" w:after="0" w:line="360" w:lineRule="auto"/>
+        <w:ind w:firstLine="567"/>
+      </w:pPr>
+      <w:r>
+        <w:rPr>
+          <w:rFonts w:ascii="Times New Roman" w:hAnsi="Times New Roman" w:cs="Times New Roman"/>
+          <w:sz w:val="24"/>
+          <w:szCs w:val="24"/>
+        </w:rPr>
+        <w:t xml:space="preserve">Berdasarkan latar belakang yang penulis uraikan di atas, maka identifikasi masalah dalam penelitian ini adalah sebagai berikut:</w:t>
+      </w:r>
+    </w:p>
+    <w:p>
+      <w:pPr>
+        <w:jc w:val="both"/>
+        <w:spacing w:before="0" w:after="0" w:line="360" w:lineRule="auto"/>
+        <w:ind w:left="1134" w:hanging="567"/>
+      </w:pPr>
+      <w:r>
+        <w:rPr>
+          <w:rFonts w:ascii="Times New Roman" w:hAnsi="Times New Roman" w:cs="Times New Roman"/>
+          <w:sz w:val="24"/>
+          <w:szCs w:val="24"/>
+        </w:rPr>
+        <w:t xml:space="preserve">a. Penyiapan materi konten untuk setiap peluncuran produk memerlukan waktu yang lama karena seluruh tahapannya dikerjakan secara manual;</w:t>
+      </w:r>
+    </w:p>
+    <w:p>
+      <w:pPr>
+        <w:jc w:val="both"/>
+        <w:spacing w:before="0" w:after="0" w:line="360" w:lineRule="auto"/>
+        <w:ind w:left="1134" w:hanging="567"/>
+      </w:pPr>
+      <w:r>
+        <w:rPr>
+          <w:rFonts w:ascii="Times New Roman" w:hAnsi="Times New Roman" w:cs="Times New Roman"/>
+          <w:sz w:val="24"/>
+          <w:szCs w:val="24"/>
+        </w:rPr>
+        <w:t xml:space="preserve">b. Gaya bahasa merek berubah-ubah antar admin karena standar merek tidak dieksekusi oleh sistem;</w:t>
+      </w:r>
+    </w:p>
+    <w:p>
+      <w:pPr>
+        <w:jc w:val="both"/>
+        <w:spacing w:before="0" w:after="0" w:line="360" w:lineRule="auto"/>
+        <w:ind w:left="1134" w:hanging="567"/>
+      </w:pPr>
+      <w:r>
+        <w:rPr>
+          <w:rFonts w:ascii="Times New Roman" w:hAnsi="Times New Roman" w:cs="Times New Roman"/>
+          <w:sz w:val="24"/>
+          <w:szCs w:val="24"/>
+        </w:rPr>
+        <w:t xml:space="preserve">c. Perintah kepada kecerdasan buatan dijalankan tanpa konteks merek sehingga keluaran yang dihasilkan cenderung generik dan menuntut penyuntingan ulang;</w:t>
+      </w:r>
+    </w:p>
+    <w:p>
+      <w:pPr>
+        <w:jc w:val="both"/>
+        <w:spacing w:before="0" w:after="0" w:line="360" w:lineRule="auto"/>
+        <w:ind w:left="1134" w:hanging="567"/>
+      </w:pPr>
+      <w:r>
+        <w:rPr>
+          <w:rFonts w:ascii="Times New Roman" w:hAnsi="Times New Roman" w:cs="Times New Roman"/>
+          <w:sz w:val="24"/>
+          <w:szCs w:val="24"/>
+        </w:rPr>
+        <w:t xml:space="preserve">d. Keluaran kecerdasan buatan tidak tercatat sehingga materi yang telah terbit tidak dapat ditelusuri kembali;</w:t>
+      </w:r>
+    </w:p>
+    <w:p>
+      <w:pPr>
+        <w:jc w:val="both"/>
+        <w:spacing w:before="0" w:after="0" w:line="360" w:lineRule="auto"/>
+        <w:ind w:left="1134" w:hanging="567"/>
+      </w:pPr>
+      <w:r>
+        <w:rPr>
+          <w:rFonts w:ascii="Times New Roman" w:hAnsi="Times New Roman" w:cs="Times New Roman"/>
+          <w:sz w:val="24"/>
+          <w:szCs w:val="24"/>
+        </w:rPr>
+        <w:t xml:space="preserve">e. Standar merek yang berlaku belum dapat dipakai ulang untuk merek lain.</w:t>
+      </w:r>
+    </w:p>
+    <w:p>
+      <w:pPr>
+        <w:jc w:val="both"/>
+        <w:spacing w:before="0" w:after="0" w:line="360" w:lineRule="auto"/>
+      </w:pPr>
+    </w:p>
+    <w:p>
+      <w:pPr>
+        <w:jc w:val="left"/>
+        <w:spacing w:before="0" w:after="0" w:line="360" w:lineRule="auto"/>
+      </w:pPr>
+      <w:r>
+        <w:rPr>
+          <w:rFonts w:ascii="Times New Roman" w:hAnsi="Times New Roman" w:cs="Times New Roman"/>
+          <w:b/>
+          <w:sz w:val="24"/>
+          <w:szCs w:val="24"/>
+        </w:rPr>
+        <w:t xml:space="preserve">1.3 Rumusan Masalah</w:t>
+      </w:r>
+    </w:p>
+    <w:p>
+      <w:pPr>
+        <w:jc w:val="both"/>
+        <w:spacing w:before="0" w:after="0" w:line="360" w:lineRule="auto"/>
+        <w:ind w:firstLine="567"/>
+      </w:pPr>
+      <w:r>
+        <w:rPr>
+          <w:rFonts w:ascii="Times New Roman" w:hAnsi="Times New Roman" w:cs="Times New Roman"/>
+          <w:sz w:val="24"/>
+          <w:szCs w:val="24"/>
+        </w:rPr>
+        <w:t xml:space="preserve">Berdasarkan identifikasi masalah di atas, rumusan masalah dalam penelitian ini adalah sebagai berikut:</w:t>
+      </w:r>
+    </w:p>
+    <w:p>
+      <w:pPr>
+        <w:jc w:val="both"/>
+        <w:spacing w:before="0" w:after="0" w:line="360" w:lineRule="auto"/>
+        <w:ind w:left="1134" w:hanging="567"/>
+      </w:pPr>
+      <w:r>
+        <w:rPr>
+          <w:rFonts w:ascii="Times New Roman" w:hAnsi="Times New Roman" w:cs="Times New Roman"/>
+          <w:sz w:val="24"/>
+          <w:szCs w:val="24"/>
+        </w:rPr>
+        <w:t xml:space="preserve">a. Bagaimana merancang dan membangun sistem otomasi produksi konten pemasaran berbasis </w:t>
       </w:r>
       <w:r>
         <w:rPr>
@@ -340,39 +534,54 @@
           <w:sz w:val="24"/>
           <w:szCs w:val="24"/>
         </w:rPr>
-        <w:t xml:space="preserve"> yang dijalankan melalui satu gerbang layanan tunggal. Pembedanya terletak pada profil merek terstruktur yang memuat gaya bahasa, sasaran audiens, keunggulan produk, batasan penulisan, ajakan bertindak, dan contoh naskah. Profil itu disertakan sebagai konteks pada setiap permintaan kepada agen, sehingga standar merek dieksekusi sistem dan tidak lagi bergantung pada ingatan admin. Sejalan dengan temuan Rahman dkk. (2025), setiap proses penghasilan materi dicatat dan manusia tetap menjadi pemeriksa akhir.</w:t>
-      </w:r>
-    </w:p>
-    <w:p>
-      <w:pPr>
-        <w:jc w:val="both"/>
-        <w:spacing w:before="0" w:after="0" w:line="360" w:lineRule="auto"/>
-        <w:ind w:firstLine="567"/>
-      </w:pPr>
-      <w:r>
-        <w:rPr>
-          <w:rFonts w:ascii="Times New Roman" w:hAnsi="Times New Roman" w:cs="Times New Roman"/>
-          <w:sz w:val="24"/>
-          <w:szCs w:val="24"/>
-        </w:rPr>
-        <w:t xml:space="preserve">Sistem tersebut diharapkan menjawab dua persoalan sekaligus, yaitu lamanya waktu penyiapan materi dan tidak seragamnya gaya bahasa merek, dan kedua hal itulah yang menjadi ukuran keberhasilan penelitian ini. Berdasarkan seluruh uraian di atas, penulis mengambil judul penelitian </w:t>
-      </w:r>
-      <w:r>
-        <w:rPr>
-          <w:rFonts w:ascii="Times New Roman" w:hAnsi="Times New Roman" w:cs="Times New Roman"/>
-          <w:i/>
-          <w:sz w:val="24"/>
-          <w:szCs w:val="24"/>
-        </w:rPr>
-        <w:t xml:space="preserve">Otomasi Produksi Konten Pemasaran Berbasis Multi-Agent AI untuk Meningkatkan Efisiensi dan Konsistensi Brand Voice (Studi Kasus: SneakersFlash)</w:t>
-      </w:r>
-      <w:r>
-        <w:rPr>
-          <w:rFonts w:ascii="Times New Roman" w:hAnsi="Times New Roman" w:cs="Times New Roman"/>
-          <w:sz w:val="24"/>
-          <w:szCs w:val="24"/>
-        </w:rPr>
-        <w:t xml:space="preserve">.</w:t>
+        <w:t xml:space="preserve"> AI pada SneakersFlash?</w:t>
+      </w:r>
+    </w:p>
+    <w:p>
+      <w:pPr>
+        <w:jc w:val="both"/>
+        <w:spacing w:before="0" w:after="0" w:line="360" w:lineRule="auto"/>
+        <w:ind w:left="1134" w:hanging="567"/>
+      </w:pPr>
+      <w:r>
+        <w:rPr>
+          <w:rFonts w:ascii="Times New Roman" w:hAnsi="Times New Roman" w:cs="Times New Roman"/>
+          <w:sz w:val="24"/>
+          <w:szCs w:val="24"/>
+        </w:rPr>
+        <w:t xml:space="preserve">b. Bagaimana pengaruh penerapan sistem tersebut terhadap efisiensi waktu produksi konten dibandingkan proses yang berjalan sebelumnya?</w:t>
+      </w:r>
+    </w:p>
+    <w:p>
+      <w:pPr>
+        <w:jc w:val="both"/>
+        <w:spacing w:before="0" w:after="0" w:line="360" w:lineRule="auto"/>
+        <w:ind w:left="1134" w:hanging="567"/>
+      </w:pPr>
+      <w:r>
+        <w:rPr>
+          <w:rFonts w:ascii="Times New Roman" w:hAnsi="Times New Roman" w:cs="Times New Roman"/>
+          <w:sz w:val="24"/>
+          <w:szCs w:val="24"/>
+        </w:rPr>
+        <w:t xml:space="preserve">c. Sejauh mana profil merek terstruktur yang digunakan sistem dapat menjaga konsistensi </w:t>
+      </w:r>
+      <w:r>
+        <w:rPr>
+          <w:rFonts w:ascii="Times New Roman" w:hAnsi="Times New Roman" w:cs="Times New Roman"/>
+          <w:i/>
+          <w:sz w:val="24"/>
+          <w:szCs w:val="24"/>
+        </w:rPr>
+        <w:t xml:space="preserve">brand voice</w:t>
+      </w:r>
+      <w:r>
+        <w:rPr>
+          <w:rFonts w:ascii="Times New Roman" w:hAnsi="Times New Roman" w:cs="Times New Roman"/>
+          <w:sz w:val="24"/>
+          <w:szCs w:val="24"/>
+        </w:rPr>
+        <w:t xml:space="preserve"> pada keluaran konten?</w:t>
       </w:r>
     </w:p>
     <w:p>
@@ -393,148 +602,99 @@
           <w:sz w:val="24"/>
           <w:szCs w:val="24"/>
         </w:rPr>
-        <w:t xml:space="preserve">1.2 Identifikasi Masalah</w:t>
-      </w:r>
-    </w:p>
-    <w:p>
-      <w:pPr>
-        <w:jc w:val="both"/>
-        <w:spacing w:before="0" w:after="0" w:line="360" w:lineRule="auto"/>
-        <w:ind w:firstLine="567"/>
-      </w:pPr>
-      <w:r>
-        <w:rPr>
-          <w:rFonts w:ascii="Times New Roman" w:hAnsi="Times New Roman" w:cs="Times New Roman"/>
-          <w:sz w:val="24"/>
-          <w:szCs w:val="24"/>
-        </w:rPr>
-        <w:t xml:space="preserve">Berdasarkan latar belakang yang penulis uraikan di atas, maka identifikasi masalah dalam penelitian ini adalah sebagai berikut:</w:t>
-      </w:r>
-    </w:p>
-    <w:p>
-      <w:pPr>
-        <w:jc w:val="both"/>
-        <w:spacing w:before="0" w:after="0" w:line="360" w:lineRule="auto"/>
-        <w:ind w:left="1134" w:hanging="567"/>
-      </w:pPr>
-      <w:r>
-        <w:rPr>
-          <w:rFonts w:ascii="Times New Roman" w:hAnsi="Times New Roman" w:cs="Times New Roman"/>
-          <w:sz w:val="24"/>
-          <w:szCs w:val="24"/>
-        </w:rPr>
-        <w:t xml:space="preserve">a. Penyiapan materi konten untuk setiap peluncuran produk memerlukan waktu yang lama karena seluruh tahapannya dikerjakan secara manual;</w:t>
-      </w:r>
-    </w:p>
-    <w:p>
-      <w:pPr>
-        <w:jc w:val="both"/>
-        <w:spacing w:before="0" w:after="0" w:line="360" w:lineRule="auto"/>
-        <w:ind w:left="1134" w:hanging="567"/>
-      </w:pPr>
-      <w:r>
-        <w:rPr>
-          <w:rFonts w:ascii="Times New Roman" w:hAnsi="Times New Roman" w:cs="Times New Roman"/>
-          <w:sz w:val="24"/>
-          <w:szCs w:val="24"/>
-        </w:rPr>
-        <w:t xml:space="preserve">b. Gaya bahasa merek berubah-ubah antar admin karena standar merek tidak dieksekusi oleh sistem;</w:t>
-      </w:r>
-    </w:p>
-    <w:p>
-      <w:pPr>
-        <w:jc w:val="both"/>
-        <w:spacing w:before="0" w:after="0" w:line="360" w:lineRule="auto"/>
-        <w:ind w:left="1134" w:hanging="567"/>
-      </w:pPr>
-      <w:r>
-        <w:rPr>
-          <w:rFonts w:ascii="Times New Roman" w:hAnsi="Times New Roman" w:cs="Times New Roman"/>
-          <w:sz w:val="24"/>
-          <w:szCs w:val="24"/>
-        </w:rPr>
-        <w:t xml:space="preserve">c. Perintah kepada kecerdasan buatan dijalankan tanpa konteks merek sehingga keluaran yang dihasilkan cenderung generik dan menuntut penyuntingan ulang;</w:t>
-      </w:r>
-    </w:p>
-    <w:p>
-      <w:pPr>
-        <w:jc w:val="both"/>
-        <w:spacing w:before="0" w:after="0" w:line="360" w:lineRule="auto"/>
-        <w:ind w:left="1134" w:hanging="567"/>
-      </w:pPr>
-      <w:r>
-        <w:rPr>
-          <w:rFonts w:ascii="Times New Roman" w:hAnsi="Times New Roman" w:cs="Times New Roman"/>
-          <w:sz w:val="24"/>
-          <w:szCs w:val="24"/>
-        </w:rPr>
-        <w:t xml:space="preserve">d. Keluaran kecerdasan buatan tidak tercatat sehingga materi yang telah terbit tidak dapat ditelusuri kembali;</w:t>
-      </w:r>
-    </w:p>
-    <w:p>
-      <w:pPr>
-        <w:jc w:val="both"/>
-        <w:spacing w:before="0" w:after="0" w:line="360" w:lineRule="auto"/>
-        <w:ind w:left="1134" w:hanging="567"/>
-      </w:pPr>
-      <w:r>
-        <w:rPr>
-          <w:rFonts w:ascii="Times New Roman" w:hAnsi="Times New Roman" w:cs="Times New Roman"/>
-          <w:sz w:val="24"/>
-          <w:szCs w:val="24"/>
-        </w:rPr>
-        <w:t xml:space="preserve">e. Standar merek yang berlaku belum dapat dipakai ulang untuk merek lain.</w:t>
-      </w:r>
-    </w:p>
-    <w:p>
-      <w:pPr>
-        <w:jc w:val="both"/>
-        <w:spacing w:before="0" w:after="0" w:line="360" w:lineRule="auto"/>
-      </w:pPr>
-    </w:p>
-    <w:p>
-      <w:pPr>
-        <w:jc w:val="left"/>
-        <w:spacing w:before="0" w:after="0" w:line="360" w:lineRule="auto"/>
-      </w:pPr>
-      <w:r>
-        <w:rPr>
-          <w:rFonts w:ascii="Times New Roman" w:hAnsi="Times New Roman" w:cs="Times New Roman"/>
-          <w:b/>
-          <w:sz w:val="24"/>
-          <w:szCs w:val="24"/>
-        </w:rPr>
-        <w:t xml:space="preserve">1.3 Rumusan Masalah</w:t>
-      </w:r>
-    </w:p>
-    <w:p>
-      <w:pPr>
-        <w:jc w:val="both"/>
-        <w:spacing w:before="0" w:after="0" w:line="360" w:lineRule="auto"/>
-        <w:ind w:firstLine="567"/>
-      </w:pPr>
-      <w:r>
-        <w:rPr>
-          <w:rFonts w:ascii="Times New Roman" w:hAnsi="Times New Roman" w:cs="Times New Roman"/>
-          <w:sz w:val="24"/>
-          <w:szCs w:val="24"/>
-        </w:rPr>
-        <w:t xml:space="preserve">Berdasarkan identifikasi masalah di atas, rumusan masalah dalam penelitian ini adalah sebagai berikut:</w:t>
-      </w:r>
-    </w:p>
-    <w:p>
-      <w:pPr>
-        <w:jc w:val="both"/>
-        <w:spacing w:before="0" w:after="0" w:line="360" w:lineRule="auto"/>
-        <w:ind w:left="1134" w:hanging="567"/>
-      </w:pPr>
-      <w:r>
-        <w:rPr>
-          <w:rFonts w:ascii="Times New Roman" w:hAnsi="Times New Roman" w:cs="Times New Roman"/>
-          <w:sz w:val="24"/>
-          <w:szCs w:val="24"/>
-        </w:rPr>
-        <w:t xml:space="preserve">a. Bagaimana merancang dan membangun sistem otomasi produksi konten pemasaran berbasis </w:t>
+        <w:t xml:space="preserve">1.4 Batasan Masalah</w:t>
+      </w:r>
+    </w:p>
+    <w:p>
+      <w:pPr>
+        <w:jc w:val="both"/>
+        <w:spacing w:before="0" w:after="0" w:line="360" w:lineRule="auto"/>
+        <w:ind w:firstLine="567"/>
+      </w:pPr>
+      <w:r>
+        <w:rPr>
+          <w:rFonts w:ascii="Times New Roman" w:hAnsi="Times New Roman" w:cs="Times New Roman"/>
+          <w:sz w:val="24"/>
+          <w:szCs w:val="24"/>
+        </w:rPr>
+        <w:t xml:space="preserve">Agar pembahasan penelitian ini tetap fokus dan dapat diselesaikan dalam waktu yang tersedia, penulis menetapkan batasan sebagai berikut:</w:t>
+      </w:r>
+    </w:p>
+    <w:p>
+      <w:pPr>
+        <w:jc w:val="both"/>
+        <w:spacing w:before="0" w:after="0" w:line="360" w:lineRule="auto"/>
+        <w:ind w:left="1134" w:hanging="567"/>
+      </w:pPr>
+      <w:r>
+        <w:rPr>
+          <w:rFonts w:ascii="Times New Roman" w:hAnsi="Times New Roman" w:cs="Times New Roman"/>
+          <w:sz w:val="24"/>
+          <w:szCs w:val="24"/>
+        </w:rPr>
+        <w:t xml:space="preserve">a. Objek penelitian adalah SneakersFlash dengan satu profil merek aktif;</w:t>
+      </w:r>
+    </w:p>
+    <w:p>
+      <w:pPr>
+        <w:jc w:val="both"/>
+        <w:spacing w:before="0" w:after="0" w:line="360" w:lineRule="auto"/>
+        <w:ind w:left="1134" w:hanging="567"/>
+      </w:pPr>
+      <w:r>
+        <w:rPr>
+          <w:rFonts w:ascii="Times New Roman" w:hAnsi="Times New Roman" w:cs="Times New Roman"/>
+          <w:sz w:val="24"/>
+          <w:szCs w:val="24"/>
+        </w:rPr>
+        <w:t xml:space="preserve">b. Modul yang diteliti terbatas pada produksi konten, yaitu penyusunan ringkasan konten, penulisan naskah, dan penghalusan teks. Modul pendapatan dan performa media sosial berada di luar lingkup penelitian karena integrasinya belum aktif;</w:t>
+      </w:r>
+    </w:p>
+    <w:p>
+      <w:pPr>
+        <w:jc w:val="both"/>
+        <w:spacing w:before="0" w:after="0" w:line="360" w:lineRule="auto"/>
+        <w:ind w:left="1134" w:hanging="567"/>
+      </w:pPr>
+      <w:r>
+        <w:rPr>
+          <w:rFonts w:ascii="Times New Roman" w:hAnsi="Times New Roman" w:cs="Times New Roman"/>
+          <w:sz w:val="24"/>
+          <w:szCs w:val="24"/>
+        </w:rPr>
+        <w:t xml:space="preserve">c. Model bahasa yang digunakan diperlakukan sebagai </w:t>
+      </w:r>
+      <w:r>
+        <w:rPr>
+          <w:rFonts w:ascii="Times New Roman" w:hAnsi="Times New Roman" w:cs="Times New Roman"/>
+          <w:i/>
+          <w:sz w:val="24"/>
+          <w:szCs w:val="24"/>
+        </w:rPr>
+        <w:t xml:space="preserve">kotak hitam</w:t>
+      </w:r>
+      <w:r>
+        <w:rPr>
+          <w:rFonts w:ascii="Times New Roman" w:hAnsi="Times New Roman" w:cs="Times New Roman"/>
+          <w:sz w:val="24"/>
+          <w:szCs w:val="24"/>
+        </w:rPr>
+        <w:t xml:space="preserve">. Penelitian ini tidak mengevaluasi, membandingkan, maupun melatih ulang model;</w:t>
+      </w:r>
+    </w:p>
+    <w:p>
+      <w:pPr>
+        <w:jc w:val="both"/>
+        <w:spacing w:before="0" w:after="0" w:line="360" w:lineRule="auto"/>
+        <w:ind w:left="1134" w:hanging="567"/>
+      </w:pPr>
+      <w:r>
+        <w:rPr>
+          <w:rFonts w:ascii="Times New Roman" w:hAnsi="Times New Roman" w:cs="Times New Roman"/>
+          <w:sz w:val="24"/>
+          <w:szCs w:val="24"/>
+        </w:rPr>
+        <w:t xml:space="preserve">d. Perbandingan efisiensi dilakukan antara proses lama secara keseluruhan dan proses baru secara keseluruhan. Penelitian ini tidak mengisolasi kontribusi arsitektur </w:t>
       </w:r>
       <w:r>
         <w:rPr>
@@ -551,37 +711,22 @@
           <w:sz w:val="24"/>
           <w:szCs w:val="24"/>
         </w:rPr>
-        <w:t xml:space="preserve"> AI pada SneakersFlash?</w:t>
-      </w:r>
-    </w:p>
-    <w:p>
-      <w:pPr>
-        <w:jc w:val="both"/>
-        <w:spacing w:before="0" w:after="0" w:line="360" w:lineRule="auto"/>
-        <w:ind w:left="1134" w:hanging="567"/>
-      </w:pPr>
-      <w:r>
-        <w:rPr>
-          <w:rFonts w:ascii="Times New Roman" w:hAnsi="Times New Roman" w:cs="Times New Roman"/>
-          <w:sz w:val="24"/>
-          <w:szCs w:val="24"/>
-        </w:rPr>
-        <w:t xml:space="preserve">b. Bagaimana pengaruh penerapan sistem tersebut terhadap efisiensi waktu produksi konten dibandingkan proses yang berjalan sebelumnya?</w:t>
-      </w:r>
-    </w:p>
-    <w:p>
-      <w:pPr>
-        <w:jc w:val="both"/>
-        <w:spacing w:before="0" w:after="0" w:line="360" w:lineRule="auto"/>
-        <w:ind w:left="1134" w:hanging="567"/>
-      </w:pPr>
-      <w:r>
-        <w:rPr>
-          <w:rFonts w:ascii="Times New Roman" w:hAnsi="Times New Roman" w:cs="Times New Roman"/>
-          <w:sz w:val="24"/>
-          <w:szCs w:val="24"/>
-        </w:rPr>
-        <w:t xml:space="preserve">c. Sejauh mana profil merek terstruktur yang digunakan sistem dapat menjaga konsistensi </w:t>
+        <w:t xml:space="preserve"> semata, karena antarmuka terpusat dan arsitektur agen diterapkan secara bersamaan;</w:t>
+      </w:r>
+    </w:p>
+    <w:p>
+      <w:pPr>
+        <w:jc w:val="both"/>
+        <w:spacing w:before="0" w:after="0" w:line="360" w:lineRule="auto"/>
+        <w:ind w:left="1134" w:hanging="567"/>
+      </w:pPr>
+      <w:r>
+        <w:rPr>
+          <w:rFonts w:ascii="Times New Roman" w:hAnsi="Times New Roman" w:cs="Times New Roman"/>
+          <w:sz w:val="24"/>
+          <w:szCs w:val="24"/>
+        </w:rPr>
+        <w:t xml:space="preserve">e. Konsistensi </w:t>
       </w:r>
       <w:r>
         <w:rPr>
@@ -598,168 +743,6 @@
           <w:sz w:val="24"/>
           <w:szCs w:val="24"/>
         </w:rPr>
-        <w:t xml:space="preserve"> pada keluaran konten?</w:t>
-      </w:r>
-    </w:p>
-    <w:p>
-      <w:pPr>
-        <w:jc w:val="both"/>
-        <w:spacing w:before="0" w:after="0" w:line="360" w:lineRule="auto"/>
-      </w:pPr>
-    </w:p>
-    <w:p>
-      <w:pPr>
-        <w:jc w:val="left"/>
-        <w:spacing w:before="0" w:after="0" w:line="360" w:lineRule="auto"/>
-      </w:pPr>
-      <w:r>
-        <w:rPr>
-          <w:rFonts w:ascii="Times New Roman" w:hAnsi="Times New Roman" w:cs="Times New Roman"/>
-          <w:b/>
-          <w:sz w:val="24"/>
-          <w:szCs w:val="24"/>
-        </w:rPr>
-        <w:t xml:space="preserve">1.4 Batasan Masalah</w:t>
-      </w:r>
-    </w:p>
-    <w:p>
-      <w:pPr>
-        <w:jc w:val="both"/>
-        <w:spacing w:before="0" w:after="0" w:line="360" w:lineRule="auto"/>
-        <w:ind w:firstLine="567"/>
-      </w:pPr>
-      <w:r>
-        <w:rPr>
-          <w:rFonts w:ascii="Times New Roman" w:hAnsi="Times New Roman" w:cs="Times New Roman"/>
-          <w:sz w:val="24"/>
-          <w:szCs w:val="24"/>
-        </w:rPr>
-        <w:t xml:space="preserve">Agar pembahasan penelitian ini tetap fokus dan dapat diselesaikan dalam waktu yang tersedia, penulis menetapkan batasan sebagai berikut:</w:t>
-      </w:r>
-    </w:p>
-    <w:p>
-      <w:pPr>
-        <w:jc w:val="both"/>
-        <w:spacing w:before="0" w:after="0" w:line="360" w:lineRule="auto"/>
-        <w:ind w:left="1134" w:hanging="567"/>
-      </w:pPr>
-      <w:r>
-        <w:rPr>
-          <w:rFonts w:ascii="Times New Roman" w:hAnsi="Times New Roman" w:cs="Times New Roman"/>
-          <w:sz w:val="24"/>
-          <w:szCs w:val="24"/>
-        </w:rPr>
-        <w:t xml:space="preserve">a. Objek penelitian adalah SneakersFlash dengan satu profil merek aktif;</w:t>
-      </w:r>
-    </w:p>
-    <w:p>
-      <w:pPr>
-        <w:jc w:val="both"/>
-        <w:spacing w:before="0" w:after="0" w:line="360" w:lineRule="auto"/>
-        <w:ind w:left="1134" w:hanging="567"/>
-      </w:pPr>
-      <w:r>
-        <w:rPr>
-          <w:rFonts w:ascii="Times New Roman" w:hAnsi="Times New Roman" w:cs="Times New Roman"/>
-          <w:sz w:val="24"/>
-          <w:szCs w:val="24"/>
-        </w:rPr>
-        <w:t xml:space="preserve">b. Modul yang diteliti terbatas pada produksi konten, yaitu penyusunan ringkasan konten, penulisan naskah, dan penghalusan teks. Modul pendapatan dan performa media sosial berada di luar lingkup penelitian karena integrasinya belum aktif;</w:t>
-      </w:r>
-    </w:p>
-    <w:p>
-      <w:pPr>
-        <w:jc w:val="both"/>
-        <w:spacing w:before="0" w:after="0" w:line="360" w:lineRule="auto"/>
-        <w:ind w:left="1134" w:hanging="567"/>
-      </w:pPr>
-      <w:r>
-        <w:rPr>
-          <w:rFonts w:ascii="Times New Roman" w:hAnsi="Times New Roman" w:cs="Times New Roman"/>
-          <w:sz w:val="24"/>
-          <w:szCs w:val="24"/>
-        </w:rPr>
-        <w:t xml:space="preserve">c. Model bahasa yang digunakan diperlakukan sebagai </w:t>
-      </w:r>
-      <w:r>
-        <w:rPr>
-          <w:rFonts w:ascii="Times New Roman" w:hAnsi="Times New Roman" w:cs="Times New Roman"/>
-          <w:i/>
-          <w:sz w:val="24"/>
-          <w:szCs w:val="24"/>
-        </w:rPr>
-        <w:t xml:space="preserve">kotak hitam</w:t>
-      </w:r>
-      <w:r>
-        <w:rPr>
-          <w:rFonts w:ascii="Times New Roman" w:hAnsi="Times New Roman" w:cs="Times New Roman"/>
-          <w:sz w:val="24"/>
-          <w:szCs w:val="24"/>
-        </w:rPr>
-        <w:t xml:space="preserve">. Penelitian ini tidak mengevaluasi, membandingkan, maupun melatih ulang model;</w:t>
-      </w:r>
-    </w:p>
-    <w:p>
-      <w:pPr>
-        <w:jc w:val="both"/>
-        <w:spacing w:before="0" w:after="0" w:line="360" w:lineRule="auto"/>
-        <w:ind w:left="1134" w:hanging="567"/>
-      </w:pPr>
-      <w:r>
-        <w:rPr>
-          <w:rFonts w:ascii="Times New Roman" w:hAnsi="Times New Roman" w:cs="Times New Roman"/>
-          <w:sz w:val="24"/>
-          <w:szCs w:val="24"/>
-        </w:rPr>
-        <w:t xml:space="preserve">d. Perbandingan efisiensi dilakukan antara proses lama secara keseluruhan dan proses baru secara keseluruhan. Penelitian ini tidak mengisolasi kontribusi arsitektur </w:t>
-      </w:r>
-      <w:r>
-        <w:rPr>
-          <w:rFonts w:ascii="Times New Roman" w:hAnsi="Times New Roman" w:cs="Times New Roman"/>
-          <w:i/>
-          <w:sz w:val="24"/>
-          <w:szCs w:val="24"/>
-        </w:rPr>
-        <w:t xml:space="preserve">multi-agent</w:t>
-      </w:r>
-      <w:r>
-        <w:rPr>
-          <w:rFonts w:ascii="Times New Roman" w:hAnsi="Times New Roman" w:cs="Times New Roman"/>
-          <w:sz w:val="24"/>
-          <w:szCs w:val="24"/>
-        </w:rPr>
-        <w:t xml:space="preserve"> semata, karena antarmuka terpusat dan arsitektur agen diterapkan secara bersamaan;</w:t>
-      </w:r>
-    </w:p>
-    <w:p>
-      <w:pPr>
-        <w:jc w:val="both"/>
-        <w:spacing w:before="0" w:after="0" w:line="360" w:lineRule="auto"/>
-        <w:ind w:left="1134" w:hanging="567"/>
-      </w:pPr>
-      <w:r>
-        <w:rPr>
-          <w:rFonts w:ascii="Times New Roman" w:hAnsi="Times New Roman" w:cs="Times New Roman"/>
-          <w:sz w:val="24"/>
-          <w:szCs w:val="24"/>
-        </w:rPr>
-        <w:t xml:space="preserve">e. Konsistensi </w:t>
-      </w:r>
-      <w:r>
-        <w:rPr>
-          <w:rFonts w:ascii="Times New Roman" w:hAnsi="Times New Roman" w:cs="Times New Roman"/>
-          <w:i/>
-          <w:sz w:val="24"/>
-          <w:szCs w:val="24"/>
-        </w:rPr>
-        <w:t xml:space="preserve">brand voice</w:t>
-      </w:r>
-      <w:r>
-        <w:rPr>
-          <w:rFonts w:ascii="Times New Roman" w:hAnsi="Times New Roman" w:cs="Times New Roman"/>
-          <w:sz w:val="24"/>
-          <w:szCs w:val="24"/>
-        </w:rPr>
         <w:t xml:space="preserve"> dinilai oleh manusia menggunakan rubrik penilaian, bukan menggunakan perangkat pendeteksi teks kecerdasan buatan otomatis;</w:t>
       </w:r>
     </w:p>
@@ -775,7 +758,22 @@
           <w:sz w:val="24"/>
           <w:szCs w:val="24"/>
         </w:rPr>
-        <w:t xml:space="preserve">f. Aspek keamanan sistem dan infrastruktur penempatan aplikasi tidak dibahas dalam penelitian ini.</w:t>
+        <w:t xml:space="preserve">f. Data durasi penyiapan konten sebelum sistem diterapkan berupa estimasi retrospektif dari praktik kerja tim, bukan catatan waktu yang terekam sistem, sehingga pembandingannya dilakukan secara deskriptif;</w:t>
+      </w:r>
+    </w:p>
+    <w:p>
+      <w:pPr>
+        <w:jc w:val="both"/>
+        <w:spacing w:before="0" w:after="0" w:line="360" w:lineRule="auto"/>
+        <w:ind w:left="1134" w:hanging="567"/>
+      </w:pPr>
+      <w:r>
+        <w:rPr>
+          <w:rFonts w:ascii="Times New Roman" w:hAnsi="Times New Roman" w:cs="Times New Roman"/>
+          <w:sz w:val="24"/>
+          <w:szCs w:val="24"/>
+        </w:rPr>
+        <w:t xml:space="preserve">g. Aspek keamanan sistem dan infrastruktur penempatan aplikasi tidak dibahas dalam penelitian ini.</w:t>
       </w:r>
     </w:p>
     <w:p>

--- a/skripsi/bab-1-pendahuluan.docx
+++ b/skripsi/bab-1-pendahuluan.docx
@@ -131,7 +131,7 @@
           <w:sz w:val="24"/>
           <w:szCs w:val="24"/>
         </w:rPr>
-        <w:t xml:space="preserve">Salah satu arah pengembangan yang menjawab keterbatasan tersebut adalah pendekatan </w:t>
+        <w:t xml:space="preserve">Salah satu arah kemajuan yang menjawab keterbatasan tersebut adalah pendekatan </w:t>
       </w:r>
       <w:r>
         <w:rPr>
@@ -647,22 +647,37 @@
           <w:sz w:val="24"/>
           <w:szCs w:val="24"/>
         </w:rPr>
-        <w:t xml:space="preserve">b. Modul yang diteliti terbatas pada produksi konten, yaitu penyusunan ringkasan konten, penulisan naskah, dan penghalusan teks. Modul pendapatan dan performa media sosial berada di luar lingkup penelitian karena integrasinya belum aktif;</w:t>
-      </w:r>
-    </w:p>
-    <w:p>
-      <w:pPr>
-        <w:jc w:val="both"/>
-        <w:spacing w:before="0" w:after="0" w:line="360" w:lineRule="auto"/>
-        <w:ind w:left="1134" w:hanging="567"/>
-      </w:pPr>
-      <w:r>
-        <w:rPr>
-          <w:rFonts w:ascii="Times New Roman" w:hAnsi="Times New Roman" w:cs="Times New Roman"/>
-          <w:sz w:val="24"/>
-          <w:szCs w:val="24"/>
-        </w:rPr>
-        <w:t xml:space="preserve">c. Model bahasa yang digunakan diperlakukan sebagai </w:t>
+        <w:t xml:space="preserve">b. Sistem yang dirancang berstatus prototipe dan masih berada pada tahap pengujian, belum diterapkan pada kegiatan operasional harian. Penilaian yang dilakukan penelitian ini terbatas pada keluaran prototipe tersebut;</w:t>
+      </w:r>
+    </w:p>
+    <w:p>
+      <w:pPr>
+        <w:jc w:val="both"/>
+        <w:spacing w:before="0" w:after="0" w:line="360" w:lineRule="auto"/>
+        <w:ind w:left="1134" w:hanging="567"/>
+      </w:pPr>
+      <w:r>
+        <w:rPr>
+          <w:rFonts w:ascii="Times New Roman" w:hAnsi="Times New Roman" w:cs="Times New Roman"/>
+          <w:sz w:val="24"/>
+          <w:szCs w:val="24"/>
+        </w:rPr>
+        <w:t xml:space="preserve">c. Modul yang diteliti terbatas pada produksi konten, yaitu penyusunan ringkasan konten, penulisan naskah, dan penghalusan teks. Modul pendapatan dan performa media sosial berada di luar lingkup penelitian karena integrasinya belum aktif;</w:t>
+      </w:r>
+    </w:p>
+    <w:p>
+      <w:pPr>
+        <w:jc w:val="both"/>
+        <w:spacing w:before="0" w:after="0" w:line="360" w:lineRule="auto"/>
+        <w:ind w:left="1134" w:hanging="567"/>
+      </w:pPr>
+      <w:r>
+        <w:rPr>
+          <w:rFonts w:ascii="Times New Roman" w:hAnsi="Times New Roman" w:cs="Times New Roman"/>
+          <w:sz w:val="24"/>
+          <w:szCs w:val="24"/>
+        </w:rPr>
+        <w:t xml:space="preserve">d. Model bahasa yang digunakan diperlakukan sebagai </w:t>
       </w:r>
       <w:r>
         <w:rPr>
@@ -694,7 +709,7 @@
           <w:sz w:val="24"/>
           <w:szCs w:val="24"/>
         </w:rPr>
-        <w:t xml:space="preserve">d. Perbandingan efisiensi dilakukan antara proses lama secara keseluruhan dan proses baru secara keseluruhan. Penelitian ini tidak mengisolasi kontribusi arsitektur </w:t>
+        <w:t xml:space="preserve">e. Perbandingan efisiensi dilakukan antara proses lama secara keseluruhan dan proses baru secara keseluruhan. Penelitian ini tidak mengisolasi kontribusi arsitektur </w:t>
       </w:r>
       <w:r>
         <w:rPr>
@@ -726,7 +741,7 @@
           <w:sz w:val="24"/>
           <w:szCs w:val="24"/>
         </w:rPr>
-        <w:t xml:space="preserve">e. Konsistensi </w:t>
+        <w:t xml:space="preserve">f. Konsistensi </w:t>
       </w:r>
       <w:r>
         <w:rPr>
@@ -758,22 +773,22 @@
           <w:sz w:val="24"/>
           <w:szCs w:val="24"/>
         </w:rPr>
-        <w:t xml:space="preserve">f. Data durasi penyiapan konten sebelum sistem diterapkan berupa estimasi retrospektif dari praktik kerja tim, bukan catatan waktu yang terekam sistem, sehingga pembandingannya dilakukan secara deskriptif;</w:t>
-      </w:r>
-    </w:p>
-    <w:p>
-      <w:pPr>
-        <w:jc w:val="both"/>
-        <w:spacing w:before="0" w:after="0" w:line="360" w:lineRule="auto"/>
-        <w:ind w:left="1134" w:hanging="567"/>
-      </w:pPr>
-      <w:r>
-        <w:rPr>
-          <w:rFonts w:ascii="Times New Roman" w:hAnsi="Times New Roman" w:cs="Times New Roman"/>
-          <w:sz w:val="24"/>
-          <w:szCs w:val="24"/>
-        </w:rPr>
-        <w:t xml:space="preserve">g. Aspek keamanan sistem dan infrastruktur penempatan aplikasi tidak dibahas dalam penelitian ini.</w:t>
+        <w:t xml:space="preserve">g. Data durasi penyiapan konten sebelum sistem diterapkan berupa estimasi retrospektif dari praktik kerja tim, bukan catatan waktu yang terekam sistem, sehingga pembandingannya dilakukan secara deskriptif;</w:t>
+      </w:r>
+    </w:p>
+    <w:p>
+      <w:pPr>
+        <w:jc w:val="both"/>
+        <w:spacing w:before="0" w:after="0" w:line="360" w:lineRule="auto"/>
+        <w:ind w:left="1134" w:hanging="567"/>
+      </w:pPr>
+      <w:r>
+        <w:rPr>
+          <w:rFonts w:ascii="Times New Roman" w:hAnsi="Times New Roman" w:cs="Times New Roman"/>
+          <w:sz w:val="24"/>
+          <w:szCs w:val="24"/>
+        </w:rPr>
+        <w:t xml:space="preserve">h. Aspek keamanan sistem dan infrastruktur penempatan aplikasi tidak dibahas dalam penelitian ini.</w:t>
       </w:r>
     </w:p>
     <w:p>

--- a/skripsi/bab-1-pendahuluan.docx
+++ b/skripsi/bab-1-pendahuluan.docx
@@ -347,7 +347,7 @@
           <w:sz w:val="24"/>
           <w:szCs w:val="24"/>
         </w:rPr>
-        <w:t xml:space="preserve">Otomasi Produksi Konten Pemasaran Berbasis Multi-Agent AI untuk Meningkatkan Efisiensi dan Konsistensi Brand Voice (Studi Kasus: SneakersFlash)</w:t>
+        <w:t xml:space="preserve">Perancangan Sistem Otomasi Produksi Konten Pemasaran Berbasis Multi-Agent AI untuk Meningkatkan Efisiensi dan Konsistensi Brand Voice (Studi Kasus: SneakersFlash)</w:t>
       </w:r>
       <w:r>
         <w:rPr>

--- a/skripsi/bab-1-pendahuluan.docx
+++ b/skripsi/bab-1-pendahuluan.docx
@@ -1,7 +1,8 @@
 
 <file path=word/document.xml><?xml version="1.0" encoding="utf-8"?>
-<w:document xmlns:w="http://schemas.openxmlformats.org/wordprocessingml/2006/main">
+<w:document xmlns:w="http://schemas.openxmlformats.org/wordprocessingml/2006/main" xmlns:r="http://schemas.openxmlformats.org/officeDocument/2006/relationships">
   <w:body>
+    <w:bookmarkStart w:id="1" w:name="R2d0b14e788aa6f51"/>
     <w:p>
       <w:pPr>
         <w:jc w:val="center"/>
@@ -32,18 +33,20 @@
         <w:t xml:space="preserve">PENDAHULUAN</w:t>
       </w:r>
     </w:p>
-    <w:p>
-      <w:pPr>
-        <w:jc w:val="both"/>
-        <w:spacing w:before="0" w:after="0" w:line="360" w:lineRule="auto"/>
-      </w:pPr>
-    </w:p>
-    <w:p>
-      <w:pPr>
-        <w:jc w:val="both"/>
-        <w:spacing w:before="0" w:after="0" w:line="360" w:lineRule="auto"/>
-      </w:pPr>
-    </w:p>
+    <w:bookmarkEnd w:id="1"/>
+    <w:p>
+      <w:pPr>
+        <w:jc w:val="both"/>
+        <w:spacing w:before="0" w:after="0" w:line="360" w:lineRule="auto"/>
+      </w:pPr>
+    </w:p>
+    <w:p>
+      <w:pPr>
+        <w:jc w:val="both"/>
+        <w:spacing w:before="0" w:after="0" w:line="360" w:lineRule="auto"/>
+      </w:pPr>
+    </w:p>
+    <w:bookmarkStart w:id="2" w:name="R338fa25898d89949"/>
     <w:p>
       <w:pPr>
         <w:jc w:val="left"/>
@@ -59,6 +62,7 @@
         <w:t xml:space="preserve">1.1 Latar Belakang</w:t>
       </w:r>
     </w:p>
+    <w:bookmarkEnd w:id="2"/>
     <w:p>
       <w:pPr>
         <w:jc w:val="both"/>
@@ -364,6 +368,7 @@
         <w:spacing w:before="0" w:after="0" w:line="360" w:lineRule="auto"/>
       </w:pPr>
     </w:p>
+    <w:bookmarkStart w:id="3" w:name="Rc2d8a2ba7e89c7c9"/>
     <w:p>
       <w:pPr>
         <w:jc w:val="left"/>
@@ -379,6 +384,7 @@
         <w:t xml:space="preserve">1.2 Identifikasi Masalah</w:t>
       </w:r>
     </w:p>
+    <w:bookmarkEnd w:id="3"/>
     <w:p>
       <w:pPr>
         <w:jc w:val="both"/>
@@ -475,6 +481,7 @@
         <w:spacing w:before="0" w:after="0" w:line="360" w:lineRule="auto"/>
       </w:pPr>
     </w:p>
+    <w:bookmarkStart w:id="4" w:name="Ree2017a48c25b00f"/>
     <w:p>
       <w:pPr>
         <w:jc w:val="left"/>
@@ -490,6 +497,7 @@
         <w:t xml:space="preserve">1.3 Rumusan Masalah</w:t>
       </w:r>
     </w:p>
+    <w:bookmarkEnd w:id="4"/>
     <w:p>
       <w:pPr>
         <w:jc w:val="both"/>
@@ -590,6 +598,7 @@
         <w:spacing w:before="0" w:after="0" w:line="360" w:lineRule="auto"/>
       </w:pPr>
     </w:p>
+    <w:bookmarkStart w:id="5" w:name="R06d44e6fbad4bbd8"/>
     <w:p>
       <w:pPr>
         <w:jc w:val="left"/>
@@ -605,6 +614,7 @@
         <w:t xml:space="preserve">1.4 Batasan Masalah</w:t>
       </w:r>
     </w:p>
+    <w:bookmarkEnd w:id="5"/>
     <w:p>
       <w:pPr>
         <w:jc w:val="both"/>
@@ -797,6 +807,7 @@
         <w:spacing w:before="0" w:after="0" w:line="360" w:lineRule="auto"/>
       </w:pPr>
     </w:p>
+    <w:bookmarkStart w:id="6" w:name="R811b7f67e1036c0d"/>
     <w:p>
       <w:pPr>
         <w:jc w:val="left"/>
@@ -812,6 +823,7 @@
         <w:t xml:space="preserve">1.5 Tujuan Penelitian</w:t>
       </w:r>
     </w:p>
+    <w:bookmarkEnd w:id="6"/>
     <w:p>
       <w:pPr>
         <w:jc w:val="both"/>
@@ -912,6 +924,7 @@
         <w:spacing w:before="0" w:after="0" w:line="360" w:lineRule="auto"/>
       </w:pPr>
     </w:p>
+    <w:bookmarkStart w:id="7" w:name="R16db03459d6dcca1"/>
     <w:p>
       <w:pPr>
         <w:jc w:val="left"/>
@@ -927,6 +940,7 @@
         <w:t xml:space="preserve">1.6 Manfaat Penelitian</w:t>
       </w:r>
     </w:p>
+    <w:bookmarkEnd w:id="7"/>
     <w:p>
       <w:pPr>
         <w:jc w:val="both"/>
@@ -1033,11 +1047,141 @@
       </w:r>
     </w:p>
     <w:sectPr>
+      <w:headerReference w:type="first" r:id="rId3"/>
+      <w:headerReference w:type="default" r:id="rId4"/>
+      <w:footerReference w:type="first" r:id="rId6"/>
+      <w:footerReference w:type="default" r:id="rId5"/>
       <w:pgSz w:w="11906" w:h="16838"/>
       <w:pgMar w:top="1701" w:right="1701" w:bottom="1701" w:left="2268" w:header="850" w:footer="850" w:gutter="0"/>
+      <w:pgNumType w:fmt="decimal" w:start="1"/>
+      <w:titlePg/>
     </w:sectPr>
   </w:body>
 </w:document>
+</file>
+
+<file path=word/footer1.xml><?xml version="1.0" encoding="utf-8"?>
+<w:ftr xmlns:w="http://schemas.openxmlformats.org/wordprocessingml/2006/main">
+  <w:p>
+    <w:pPr>
+      <w:jc w:val="left"/>
+      <w:spacing w:before="0" w:after="0" w:line="240" w:lineRule="auto"/>
+    </w:pPr>
+  </w:p>
+</w:ftr>
+</file>
+
+<file path=word/footer2.xml><?xml version="1.0" encoding="utf-8"?>
+<w:ftr xmlns:w="http://schemas.openxmlformats.org/wordprocessingml/2006/main">
+  <w:p>
+    <w:pPr>
+      <w:jc w:val="center"/>
+      <w:spacing w:before="0" w:after="0" w:line="240" w:lineRule="auto"/>
+    </w:pPr>
+    <w:r>
+      <w:rPr>
+        <w:rFonts w:ascii="Times New Roman" w:hAnsi="Times New Roman" w:cs="Times New Roman"/>
+        <w:sz w:val="24"/>
+        <w:szCs w:val="24"/>
+      </w:rPr>
+      <w:fldChar w:fldCharType="begin"/>
+    </w:r>
+    <w:r>
+      <w:rPr>
+        <w:rFonts w:ascii="Times New Roman" w:hAnsi="Times New Roman" w:cs="Times New Roman"/>
+        <w:sz w:val="24"/>
+        <w:szCs w:val="24"/>
+      </w:rPr>
+      <w:instrText xml:space="preserve"> PAGE </w:instrText>
+    </w:r>
+    <w:r>
+      <w:rPr>
+        <w:rFonts w:ascii="Times New Roman" w:hAnsi="Times New Roman" w:cs="Times New Roman"/>
+        <w:sz w:val="24"/>
+        <w:szCs w:val="24"/>
+      </w:rPr>
+      <w:fldChar w:fldCharType="separate"/>
+    </w:r>
+    <w:r>
+      <w:rPr>
+        <w:rFonts w:ascii="Times New Roman" w:hAnsi="Times New Roman" w:cs="Times New Roman"/>
+        <w:sz w:val="24"/>
+        <w:szCs w:val="24"/>
+      </w:rPr>
+      <w:t>1</w:t>
+    </w:r>
+    <w:r>
+      <w:rPr>
+        <w:rFonts w:ascii="Times New Roman" w:hAnsi="Times New Roman" w:cs="Times New Roman"/>
+        <w:sz w:val="24"/>
+        <w:szCs w:val="24"/>
+      </w:rPr>
+      <w:fldChar w:fldCharType="end"/>
+    </w:r>
+  </w:p>
+</w:ftr>
+</file>
+
+<file path=word/header1.xml><?xml version="1.0" encoding="utf-8"?>
+<w:hdr xmlns:w="http://schemas.openxmlformats.org/wordprocessingml/2006/main">
+  <w:p>
+    <w:pPr>
+      <w:jc w:val="left"/>
+      <w:spacing w:before="0" w:after="0" w:line="240" w:lineRule="auto"/>
+    </w:pPr>
+  </w:p>
+</w:hdr>
+</file>
+
+<file path=word/header2.xml><?xml version="1.0" encoding="utf-8"?>
+<w:hdr xmlns:w="http://schemas.openxmlformats.org/wordprocessingml/2006/main">
+  <w:p>
+    <w:pPr>
+      <w:jc w:val="right"/>
+      <w:spacing w:before="0" w:after="0" w:line="240" w:lineRule="auto"/>
+    </w:pPr>
+    <w:r>
+      <w:rPr>
+        <w:rFonts w:ascii="Times New Roman" w:hAnsi="Times New Roman" w:cs="Times New Roman"/>
+        <w:sz w:val="24"/>
+        <w:szCs w:val="24"/>
+      </w:rPr>
+      <w:fldChar w:fldCharType="begin"/>
+    </w:r>
+    <w:r>
+      <w:rPr>
+        <w:rFonts w:ascii="Times New Roman" w:hAnsi="Times New Roman" w:cs="Times New Roman"/>
+        <w:sz w:val="24"/>
+        <w:szCs w:val="24"/>
+      </w:rPr>
+      <w:instrText xml:space="preserve"> PAGE </w:instrText>
+    </w:r>
+    <w:r>
+      <w:rPr>
+        <w:rFonts w:ascii="Times New Roman" w:hAnsi="Times New Roman" w:cs="Times New Roman"/>
+        <w:sz w:val="24"/>
+        <w:szCs w:val="24"/>
+      </w:rPr>
+      <w:fldChar w:fldCharType="separate"/>
+    </w:r>
+    <w:r>
+      <w:rPr>
+        <w:rFonts w:ascii="Times New Roman" w:hAnsi="Times New Roman" w:cs="Times New Roman"/>
+        <w:sz w:val="24"/>
+        <w:szCs w:val="24"/>
+      </w:rPr>
+      <w:t>1</w:t>
+    </w:r>
+    <w:r>
+      <w:rPr>
+        <w:rFonts w:ascii="Times New Roman" w:hAnsi="Times New Roman" w:cs="Times New Roman"/>
+        <w:sz w:val="24"/>
+        <w:szCs w:val="24"/>
+      </w:rPr>
+      <w:fldChar w:fldCharType="end"/>
+    </w:r>
+  </w:p>
+</w:hdr>
 </file>
 
 <file path=word/styles.xml><?xml version="1.0" encoding="utf-8"?>
